--- a/bases/WIM_FIn/projects/IMDEV-8662 Тесты/СквозноеТестирование_Исполнение30000фин.docx
+++ b/bases/WIM_FIn/projects/IMDEV-8662 Тесты/СквозноеТестирование_Исполнение30000фин.docx
@@ -39,8 +39,21 @@
           <w:sz w:val="18"/>
           <w:szCs w:val="18"/>
           <w:shd w:val="clear" w:color="auto" w:fill="FFFFFF"/>
-        </w:rPr>
-      </w:pPr>
+          <w:lang w:val="ru-RU"/>
+        </w:rPr>
+      </w:pPr>
+      <w:r>
+        <w:rPr>
+          <w:rFonts w:ascii="Segoe UI" w:hAnsi="Segoe UI" w:cs="Segoe UI"/>
+          <w:color w:val="172B4D"/>
+          <w:spacing w:val="-4"/>
+          <w:sz w:val="18"/>
+          <w:szCs w:val="18"/>
+          <w:shd w:val="clear" w:color="auto" w:fill="FFFFFF"/>
+          <w:lang w:val="ru-RU"/>
+        </w:rPr>
+        <w:t xml:space="preserve">Оптимизация 1С </w:t>
+      </w:r>
       <w:proofErr w:type="spellStart"/>
       <w:r>
         <w:rPr>
@@ -50,8 +63,9 @@
           <w:sz w:val="18"/>
           <w:szCs w:val="18"/>
           <w:shd w:val="clear" w:color="auto" w:fill="FFFFFF"/>
-        </w:rPr>
-        <w:t>Оптимизация</w:t>
+          <w:lang w:val="ru-RU"/>
+        </w:rPr>
+        <w:t>ФИН_Исполнение</w:t>
       </w:r>
       <w:proofErr w:type="spellEnd"/>
       <w:r>
@@ -62,46 +76,10 @@
           <w:sz w:val="18"/>
           <w:szCs w:val="18"/>
           <w:shd w:val="clear" w:color="auto" w:fill="FFFFFF"/>
-        </w:rPr>
-        <w:t xml:space="preserve"> 1С </w:t>
-      </w:r>
-      <w:proofErr w:type="spellStart"/>
-      <w:r>
-        <w:rPr>
-          <w:rFonts w:ascii="Segoe UI" w:hAnsi="Segoe UI" w:cs="Segoe UI"/>
-          <w:color w:val="172B4D"/>
-          <w:spacing w:val="-4"/>
-          <w:sz w:val="18"/>
-          <w:szCs w:val="18"/>
-          <w:shd w:val="clear" w:color="auto" w:fill="FFFFFF"/>
-        </w:rPr>
-        <w:t>ФИН_Исполнение</w:t>
-      </w:r>
-      <w:proofErr w:type="spellEnd"/>
-      <w:r>
-        <w:rPr>
-          <w:rFonts w:ascii="Segoe UI" w:hAnsi="Segoe UI" w:cs="Segoe UI"/>
-          <w:color w:val="172B4D"/>
-          <w:spacing w:val="-4"/>
-          <w:sz w:val="18"/>
-          <w:szCs w:val="18"/>
-          <w:shd w:val="clear" w:color="auto" w:fill="FFFFFF"/>
-        </w:rPr>
-        <w:t xml:space="preserve"> </w:t>
-      </w:r>
-      <w:proofErr w:type="spellStart"/>
-      <w:r>
-        <w:rPr>
-          <w:rFonts w:ascii="Segoe UI" w:hAnsi="Segoe UI" w:cs="Segoe UI"/>
-          <w:color w:val="172B4D"/>
-          <w:spacing w:val="-4"/>
-          <w:sz w:val="18"/>
-          <w:szCs w:val="18"/>
-          <w:shd w:val="clear" w:color="auto" w:fill="FFFFFF"/>
-        </w:rPr>
-        <w:t>сделок</w:t>
-      </w:r>
-      <w:proofErr w:type="spellEnd"/>
+          <w:lang w:val="ru-RU"/>
+        </w:rPr>
+        <w:t xml:space="preserve"> сделок</w:t>
+      </w:r>
     </w:p>
     <w:p>
       <w:pPr>
@@ -166,13 +144,18 @@
       </w:r>
       <w:r>
         <w:rPr>
-          <w:sz w:val="18"/>
-          <w:szCs w:val="18"/>
-          <w:lang w:val="ru-RU"/>
+          <w:rFonts w:ascii="Segoe UI" w:hAnsi="Segoe UI" w:cs="Segoe UI"/>
+          <w:noProof/>
+          <w:color w:val="172B4D"/>
+          <w:spacing w:val="-4"/>
+          <w:sz w:val="18"/>
+          <w:szCs w:val="18"/>
+          <w:shd w:val="clear" w:color="auto" w:fill="FFFFFF"/>
+          <w:lang w:val="ru-RU" w:eastAsia="ru-RU"/>
         </w:rPr>
         <w:drawing>
-          <wp:inline distT="0" distB="0" distL="0" distR="0" wp14:anchorId="0CFDDE71" wp14:editId="33067AF5">
-            <wp:extent cx="6152515" cy="1246505"/>
+          <wp:inline distT="0" distB="0" distL="0" distR="0" wp14:anchorId="319152EB" wp14:editId="3A5D126C">
+            <wp:extent cx="6152515" cy="1360170"/>
             <wp:effectExtent l="0" t="0" r="635" b="0"/>
             <wp:docPr id="1" name="Picture 1"/>
             <wp:cNvGraphicFramePr>
@@ -194,7 +177,7 @@
                   <pic:spPr>
                     <a:xfrm>
                       <a:off x="0" y="0"/>
-                      <a:ext cx="6152515" cy="1246505"/>
+                      <a:ext cx="6152515" cy="1360170"/>
                     </a:xfrm>
                     <a:prstGeom prst="rect">
                       <a:avLst/>
@@ -292,296 +275,3328 @@
           <w:shd w:val="clear" w:color="auto" w:fill="FFFFFF"/>
           <w:lang w:val="ru-RU"/>
         </w:rPr>
-        <w:t xml:space="preserve">Целевое время </w:t>
-      </w:r>
-      <w:r>
-        <w:rPr>
-          <w:rFonts w:ascii="Segoe UI" w:hAnsi="Segoe UI" w:cs="Segoe UI"/>
-          <w:color w:val="172B4D"/>
-          <w:spacing w:val="-4"/>
-          <w:sz w:val="18"/>
-          <w:szCs w:val="18"/>
+        <w:t>Целе</w:t>
+      </w:r>
+      <w:r>
+        <w:rPr>
+          <w:rFonts w:ascii="Segoe UI" w:hAnsi="Segoe UI" w:cs="Segoe UI"/>
+          <w:color w:val="172B4D"/>
+          <w:spacing w:val="-4"/>
+          <w:sz w:val="18"/>
+          <w:szCs w:val="18"/>
+          <w:shd w:val="clear" w:color="auto" w:fill="FFFFFF"/>
+          <w:lang w:val="ru-RU"/>
+        </w:rPr>
+        <w:t>вое и время замеров от 05.2025</w:t>
+      </w:r>
+    </w:p>
+    <w:p>
+      <w:pPr>
+        <w:rPr>
+          <w:rFonts w:ascii="Segoe UI" w:hAnsi="Segoe UI" w:cs="Segoe UI"/>
+          <w:color w:val="172B4D"/>
+          <w:spacing w:val="-4"/>
+          <w:sz w:val="18"/>
+          <w:szCs w:val="18"/>
+          <w:shd w:val="clear" w:color="auto" w:fill="FFFFFF"/>
+          <w:lang w:val="ru-RU"/>
+        </w:rPr>
+      </w:pPr>
+    </w:p>
+    <w:p>
+      <w:pPr>
+        <w:rPr>
+          <w:rFonts w:ascii="Segoe UI" w:hAnsi="Segoe UI" w:cs="Segoe UI"/>
+          <w:color w:val="172B4D"/>
+          <w:spacing w:val="-4"/>
+          <w:sz w:val="18"/>
+          <w:szCs w:val="18"/>
+          <w:shd w:val="clear" w:color="auto" w:fill="FFFFFF"/>
+          <w:lang w:val="ru-RU"/>
+        </w:rPr>
+      </w:pPr>
+      <w:r>
+        <w:rPr>
+          <w:rFonts w:ascii="Segoe UI" w:hAnsi="Segoe UI" w:cs="Segoe UI"/>
+          <w:noProof/>
+          <w:color w:val="172B4D"/>
+          <w:spacing w:val="-4"/>
+          <w:sz w:val="18"/>
+          <w:szCs w:val="18"/>
+          <w:shd w:val="clear" w:color="auto" w:fill="FFFFFF"/>
+          <w:lang w:val="ru-RU" w:eastAsia="ru-RU"/>
+        </w:rPr>
+        <w:drawing>
+          <wp:inline distT="0" distB="0" distL="0" distR="0" wp14:anchorId="02171427" wp14:editId="5D182C92">
+            <wp:extent cx="6152515" cy="1877695"/>
+            <wp:effectExtent l="0" t="0" r="635" b="8255"/>
+            <wp:docPr id="2" name="Picture 2"/>
+            <wp:cNvGraphicFramePr>
+              <a:graphicFrameLocks xmlns:a="http://schemas.openxmlformats.org/drawingml/2006/main" noChangeAspect="1"/>
+            </wp:cNvGraphicFramePr>
+            <a:graphic xmlns:a="http://schemas.openxmlformats.org/drawingml/2006/main">
+              <a:graphicData uri="http://schemas.openxmlformats.org/drawingml/2006/picture">
+                <pic:pic xmlns:pic="http://schemas.openxmlformats.org/drawingml/2006/picture">
+                  <pic:nvPicPr>
+                    <pic:cNvPr id="1" name=""/>
+                    <pic:cNvPicPr/>
+                  </pic:nvPicPr>
+                  <pic:blipFill>
+                    <a:blip r:embed="rId6"/>
+                    <a:stretch>
+                      <a:fillRect/>
+                    </a:stretch>
+                  </pic:blipFill>
+                  <pic:spPr>
+                    <a:xfrm>
+                      <a:off x="0" y="0"/>
+                      <a:ext cx="6152515" cy="1877695"/>
+                    </a:xfrm>
+                    <a:prstGeom prst="rect">
+                      <a:avLst/>
+                    </a:prstGeom>
+                  </pic:spPr>
+                </pic:pic>
+              </a:graphicData>
+            </a:graphic>
+          </wp:inline>
+        </w:drawing>
+      </w:r>
+    </w:p>
+    <w:p>
+      <w:pPr>
+        <w:rPr>
+          <w:rFonts w:ascii="Segoe UI" w:hAnsi="Segoe UI" w:cs="Segoe UI"/>
+          <w:color w:val="172B4D"/>
+          <w:spacing w:val="-4"/>
+          <w:sz w:val="18"/>
+          <w:szCs w:val="18"/>
+          <w:shd w:val="clear" w:color="auto" w:fill="FFFFFF"/>
+          <w:lang w:val="ru-RU"/>
+        </w:rPr>
+      </w:pPr>
+    </w:p>
+    <w:p>
+      <w:pPr>
+        <w:rPr>
+          <w:rFonts w:ascii="Segoe UI" w:hAnsi="Segoe UI" w:cs="Segoe UI"/>
+          <w:color w:val="172B4D"/>
+          <w:spacing w:val="-4"/>
+          <w:sz w:val="18"/>
+          <w:szCs w:val="18"/>
+          <w:shd w:val="clear" w:color="auto" w:fill="FFFFFF"/>
+          <w:lang w:val="ru-RU"/>
+        </w:rPr>
+      </w:pPr>
+    </w:p>
+    <w:p>
+      <w:pPr>
+        <w:rPr>
+          <w:rFonts w:ascii="Segoe UI" w:hAnsi="Segoe UI" w:cs="Segoe UI"/>
+          <w:color w:val="172B4D"/>
+          <w:spacing w:val="-4"/>
+          <w:sz w:val="18"/>
+          <w:szCs w:val="18"/>
+          <w:shd w:val="clear" w:color="auto" w:fill="FFFFFF"/>
+          <w:lang w:val="ru-RU"/>
+        </w:rPr>
+      </w:pPr>
+    </w:p>
+    <w:p>
+      <w:pPr>
+        <w:rPr>
+          <w:rFonts w:ascii="Segoe UI" w:hAnsi="Segoe UI" w:cs="Segoe UI"/>
+          <w:color w:val="172B4D"/>
+          <w:spacing w:val="-4"/>
+          <w:sz w:val="18"/>
+          <w:szCs w:val="18"/>
+          <w:shd w:val="clear" w:color="auto" w:fill="FFFFFF"/>
+          <w:lang w:val="ru-RU"/>
+        </w:rPr>
+      </w:pPr>
+    </w:p>
+    <w:p>
+      <w:pPr>
+        <w:rPr>
+          <w:rFonts w:ascii="Segoe UI" w:hAnsi="Segoe UI" w:cs="Segoe UI"/>
+          <w:color w:val="172B4D"/>
+          <w:spacing w:val="-4"/>
+          <w:sz w:val="18"/>
+          <w:szCs w:val="18"/>
+          <w:shd w:val="clear" w:color="auto" w:fill="FFFFFF"/>
+          <w:lang w:val="ru-RU"/>
+        </w:rPr>
+      </w:pPr>
+    </w:p>
+    <w:p>
+      <w:pPr>
+        <w:rPr>
+          <w:rFonts w:ascii="Segoe UI" w:hAnsi="Segoe UI" w:cs="Segoe UI"/>
+          <w:color w:val="172B4D"/>
+          <w:spacing w:val="-4"/>
+          <w:sz w:val="18"/>
+          <w:szCs w:val="18"/>
+          <w:shd w:val="clear" w:color="auto" w:fill="FFFFFF"/>
+          <w:lang w:val="ru-RU"/>
+        </w:rPr>
+      </w:pPr>
+    </w:p>
+    <w:p>
+      <w:pPr>
+        <w:rPr>
+          <w:rFonts w:ascii="Segoe UI" w:hAnsi="Segoe UI" w:cs="Segoe UI"/>
+          <w:color w:val="172B4D"/>
+          <w:spacing w:val="-4"/>
+          <w:sz w:val="18"/>
+          <w:szCs w:val="18"/>
+          <w:shd w:val="clear" w:color="auto" w:fill="FFFFFF"/>
+          <w:lang w:val="ru-RU"/>
+        </w:rPr>
+      </w:pPr>
+    </w:p>
+    <w:p>
+      <w:pPr>
+        <w:rPr>
+          <w:rFonts w:ascii="Segoe UI" w:hAnsi="Segoe UI" w:cs="Segoe UI"/>
+          <w:color w:val="172B4D"/>
+          <w:spacing w:val="-4"/>
+          <w:sz w:val="18"/>
+          <w:szCs w:val="18"/>
+          <w:shd w:val="clear" w:color="auto" w:fill="FFFFFF"/>
+          <w:lang w:val="ru-RU"/>
+        </w:rPr>
+      </w:pPr>
+    </w:p>
+    <w:p>
+      <w:pPr>
+        <w:rPr>
+          <w:rFonts w:ascii="Segoe UI" w:hAnsi="Segoe UI" w:cs="Segoe UI"/>
+          <w:color w:val="172B4D"/>
+          <w:spacing w:val="-4"/>
+          <w:sz w:val="18"/>
+          <w:szCs w:val="18"/>
+          <w:shd w:val="clear" w:color="auto" w:fill="FFFFFF"/>
+          <w:lang w:val="ru-RU"/>
+        </w:rPr>
+      </w:pPr>
+    </w:p>
+    <w:p>
+      <w:pPr>
+        <w:rPr>
+          <w:rFonts w:ascii="Segoe UI" w:hAnsi="Segoe UI" w:cs="Segoe UI"/>
+          <w:color w:val="172B4D"/>
+          <w:spacing w:val="-4"/>
+          <w:sz w:val="18"/>
+          <w:szCs w:val="18"/>
+          <w:shd w:val="clear" w:color="auto" w:fill="FFFFFF"/>
+          <w:lang w:val="ru-RU"/>
+        </w:rPr>
+      </w:pPr>
+    </w:p>
+    <w:p>
+      <w:pPr>
+        <w:rPr>
+          <w:rFonts w:ascii="Segoe UI" w:hAnsi="Segoe UI" w:cs="Segoe UI"/>
+          <w:color w:val="172B4D"/>
+          <w:spacing w:val="-4"/>
+          <w:sz w:val="18"/>
+          <w:szCs w:val="18"/>
+          <w:shd w:val="clear" w:color="auto" w:fill="FFFFFF"/>
+          <w:lang w:val="ru-RU"/>
+        </w:rPr>
+      </w:pPr>
+    </w:p>
+    <w:p>
+      <w:pPr>
+        <w:rPr>
+          <w:rFonts w:ascii="Segoe UI" w:hAnsi="Segoe UI" w:cs="Segoe UI"/>
+          <w:color w:val="172B4D"/>
+          <w:spacing w:val="-4"/>
+          <w:sz w:val="18"/>
+          <w:szCs w:val="18"/>
+          <w:u w:val="single"/>
+          <w:shd w:val="clear" w:color="auto" w:fill="FFFFFF"/>
+          <w:lang w:val="ru-RU"/>
+        </w:rPr>
+      </w:pPr>
+      <w:r>
+        <w:rPr>
+          <w:rFonts w:ascii="Segoe UI" w:hAnsi="Segoe UI" w:cs="Segoe UI"/>
+          <w:color w:val="172B4D"/>
+          <w:spacing w:val="-4"/>
+          <w:sz w:val="18"/>
+          <w:szCs w:val="18"/>
+          <w:u w:val="single"/>
+          <w:shd w:val="clear" w:color="auto" w:fill="FFFFFF"/>
+          <w:lang w:val="ru-RU"/>
+        </w:rPr>
+        <w:lastRenderedPageBreak/>
+        <w:t>ПОРЯДОК ТЕСТИРОВАНИЯ:</w:t>
+      </w:r>
+    </w:p>
+    <w:p>
+      <w:pPr>
+        <w:rPr>
+          <w:rFonts w:ascii="Segoe UI" w:hAnsi="Segoe UI" w:cs="Segoe UI"/>
+          <w:color w:val="172B4D"/>
+          <w:spacing w:val="-4"/>
+          <w:sz w:val="18"/>
+          <w:szCs w:val="18"/>
+          <w:shd w:val="clear" w:color="auto" w:fill="FFFFFF"/>
+          <w:lang w:val="ru-RU"/>
+        </w:rPr>
+      </w:pPr>
+      <w:r>
+        <w:rPr>
+          <w:rFonts w:ascii="Segoe UI" w:hAnsi="Segoe UI" w:cs="Segoe UI"/>
+          <w:color w:val="172B4D"/>
+          <w:spacing w:val="-4"/>
+          <w:sz w:val="18"/>
+          <w:szCs w:val="18"/>
+          <w:highlight w:val="cyan"/>
+          <w:shd w:val="clear" w:color="auto" w:fill="FFFFFF"/>
+          <w:lang w:val="ru-RU"/>
+        </w:rPr>
+        <w:t xml:space="preserve">[ДУ] 1. </w:t>
+      </w:r>
+      <w:r>
+        <w:rPr>
+          <w:rFonts w:ascii="Segoe UI" w:hAnsi="Segoe UI" w:cs="Segoe UI"/>
+          <w:color w:val="172B4D"/>
+          <w:spacing w:val="-4"/>
+          <w:sz w:val="18"/>
+          <w:szCs w:val="18"/>
+          <w:highlight w:val="cyan"/>
           <w:shd w:val="clear" w:color="auto" w:fill="FFFFFF"/>
           <w:lang w:val="ru-RU"/>
         </w:rPr>
         <w:t xml:space="preserve"> </w:t>
       </w:r>
-    </w:p>
-    <w:tbl>
-      <w:tblPr>
-        <w:tblW w:w="4600" w:type="dxa"/>
-        <w:tblInd w:w="113" w:type="dxa"/>
-        <w:tblLook w:val="04A0" w:firstRow="1" w:lastRow="0" w:firstColumn="1" w:lastColumn="0" w:noHBand="0" w:noVBand="1"/>
-      </w:tblPr>
-      <w:tblGrid>
-        <w:gridCol w:w="2660"/>
-        <w:gridCol w:w="1940"/>
-      </w:tblGrid>
-      <w:tr>
-        <w:trPr>
-          <w:trHeight w:val="300"/>
-        </w:trPr>
-        <w:tc>
-          <w:tcPr>
-            <w:tcW w:w="2660" w:type="dxa"/>
-            <w:vMerge w:val="restart"/>
-            <w:tcBorders>
-              <w:top w:val="single" w:sz="4" w:space="0" w:color="auto"/>
-              <w:left w:val="single" w:sz="4" w:space="0" w:color="auto"/>
-              <w:bottom w:val="single" w:sz="4" w:space="0" w:color="000000"/>
-              <w:right w:val="single" w:sz="4" w:space="0" w:color="auto"/>
-            </w:tcBorders>
-            <w:shd w:val="clear" w:color="000000" w:fill="FFFF00"/>
-            <w:vAlign w:val="center"/>
-            <w:hideMark/>
-          </w:tcPr>
-          <w:p>
-            <w:pPr>
-              <w:spacing w:after="0" w:line="240" w:lineRule="auto"/>
-              <w:jc w:val="center"/>
-              <w:rPr>
-                <w:rFonts w:ascii="Calibri" w:eastAsia="Times New Roman" w:hAnsi="Calibri" w:cs="Calibri"/>
-                <w:color w:val="000000"/>
-                <w:lang w:val="ru-RU" w:eastAsia="ru-RU"/>
-              </w:rPr>
-            </w:pPr>
-            <w:r>
-              <w:rPr>
-                <w:rFonts w:ascii="Calibri" w:eastAsia="Times New Roman" w:hAnsi="Calibri" w:cs="Calibri"/>
-                <w:color w:val="000000"/>
-                <w:lang w:val="ru-RU" w:eastAsia="ru-RU"/>
-              </w:rPr>
-              <w:t xml:space="preserve">15 000 Сделки </w:t>
-            </w:r>
-            <w:proofErr w:type="spellStart"/>
-            <w:r>
-              <w:rPr>
-                <w:rFonts w:ascii="Calibri" w:eastAsia="Times New Roman" w:hAnsi="Calibri" w:cs="Calibri"/>
-                <w:color w:val="000000"/>
-                <w:lang w:val="ru-RU" w:eastAsia="ru-RU"/>
-              </w:rPr>
-              <w:t>Tn</w:t>
-            </w:r>
-            <w:proofErr w:type="spellEnd"/>
-          </w:p>
-        </w:tc>
-        <w:tc>
-          <w:tcPr>
-            <w:tcW w:w="1940" w:type="dxa"/>
-            <w:vMerge w:val="restart"/>
-            <w:tcBorders>
-              <w:top w:val="single" w:sz="4" w:space="0" w:color="auto"/>
-              <w:left w:val="single" w:sz="4" w:space="0" w:color="auto"/>
-              <w:bottom w:val="single" w:sz="4" w:space="0" w:color="000000"/>
-              <w:right w:val="single" w:sz="4" w:space="0" w:color="auto"/>
-            </w:tcBorders>
-            <w:shd w:val="clear" w:color="000000" w:fill="FFFF00"/>
-            <w:vAlign w:val="center"/>
-            <w:hideMark/>
-          </w:tcPr>
-          <w:p>
-            <w:pPr>
-              <w:spacing w:after="0" w:line="240" w:lineRule="auto"/>
-              <w:jc w:val="center"/>
-              <w:rPr>
-                <w:rFonts w:ascii="Calibri" w:eastAsia="Times New Roman" w:hAnsi="Calibri" w:cs="Calibri"/>
-                <w:color w:val="000000"/>
-                <w:lang w:val="ru-RU" w:eastAsia="ru-RU"/>
-              </w:rPr>
-            </w:pPr>
-            <w:r>
-              <w:rPr>
-                <w:rFonts w:ascii="Calibri" w:eastAsia="Times New Roman" w:hAnsi="Calibri" w:cs="Calibri"/>
-                <w:color w:val="000000"/>
-                <w:lang w:val="ru-RU" w:eastAsia="ru-RU"/>
-              </w:rPr>
-              <w:t>2 часа</w:t>
-            </w:r>
-          </w:p>
-        </w:tc>
-      </w:tr>
-      <w:tr>
-        <w:trPr>
-          <w:trHeight w:val="600"/>
-        </w:trPr>
-        <w:tc>
-          <w:tcPr>
-            <w:tcW w:w="2660" w:type="dxa"/>
-            <w:vMerge/>
-            <w:tcBorders>
-              <w:top w:val="single" w:sz="4" w:space="0" w:color="auto"/>
-              <w:left w:val="single" w:sz="4" w:space="0" w:color="auto"/>
-              <w:bottom w:val="single" w:sz="4" w:space="0" w:color="000000"/>
-              <w:right w:val="single" w:sz="4" w:space="0" w:color="auto"/>
-            </w:tcBorders>
-            <w:vAlign w:val="center"/>
-            <w:hideMark/>
-          </w:tcPr>
-          <w:p>
-            <w:pPr>
-              <w:spacing w:after="0" w:line="240" w:lineRule="auto"/>
-              <w:rPr>
-                <w:rFonts w:ascii="Calibri" w:eastAsia="Times New Roman" w:hAnsi="Calibri" w:cs="Calibri"/>
-                <w:color w:val="000000"/>
-                <w:lang w:val="ru-RU" w:eastAsia="ru-RU"/>
-              </w:rPr>
-            </w:pPr>
-          </w:p>
-        </w:tc>
-        <w:tc>
-          <w:tcPr>
-            <w:tcW w:w="1940" w:type="dxa"/>
-            <w:vMerge/>
-            <w:tcBorders>
-              <w:top w:val="single" w:sz="4" w:space="0" w:color="auto"/>
-              <w:left w:val="single" w:sz="4" w:space="0" w:color="auto"/>
-              <w:bottom w:val="single" w:sz="4" w:space="0" w:color="000000"/>
-              <w:right w:val="single" w:sz="4" w:space="0" w:color="auto"/>
-            </w:tcBorders>
-            <w:vAlign w:val="center"/>
-            <w:hideMark/>
-          </w:tcPr>
-          <w:p>
-            <w:pPr>
-              <w:spacing w:after="0" w:line="240" w:lineRule="auto"/>
-              <w:rPr>
-                <w:rFonts w:ascii="Calibri" w:eastAsia="Times New Roman" w:hAnsi="Calibri" w:cs="Calibri"/>
-                <w:color w:val="000000"/>
-                <w:lang w:val="ru-RU" w:eastAsia="ru-RU"/>
-              </w:rPr>
-            </w:pPr>
-          </w:p>
-        </w:tc>
-      </w:tr>
-      <w:tr>
-        <w:trPr>
-          <w:trHeight w:val="408"/>
-        </w:trPr>
-        <w:tc>
-          <w:tcPr>
-            <w:tcW w:w="2660" w:type="dxa"/>
-            <w:vMerge/>
-            <w:tcBorders>
-              <w:top w:val="single" w:sz="4" w:space="0" w:color="auto"/>
-              <w:left w:val="single" w:sz="4" w:space="0" w:color="auto"/>
-              <w:bottom w:val="single" w:sz="4" w:space="0" w:color="000000"/>
-              <w:right w:val="single" w:sz="4" w:space="0" w:color="auto"/>
-            </w:tcBorders>
-            <w:vAlign w:val="center"/>
-            <w:hideMark/>
-          </w:tcPr>
-          <w:p>
-            <w:pPr>
-              <w:spacing w:after="0" w:line="240" w:lineRule="auto"/>
-              <w:rPr>
-                <w:rFonts w:ascii="Calibri" w:eastAsia="Times New Roman" w:hAnsi="Calibri" w:cs="Calibri"/>
-                <w:color w:val="000000"/>
-                <w:lang w:val="ru-RU" w:eastAsia="ru-RU"/>
-              </w:rPr>
-            </w:pPr>
-          </w:p>
-        </w:tc>
-        <w:tc>
-          <w:tcPr>
-            <w:tcW w:w="1940" w:type="dxa"/>
-            <w:vMerge/>
-            <w:tcBorders>
-              <w:top w:val="single" w:sz="4" w:space="0" w:color="auto"/>
-              <w:left w:val="single" w:sz="4" w:space="0" w:color="auto"/>
-              <w:bottom w:val="single" w:sz="4" w:space="0" w:color="000000"/>
-              <w:right w:val="single" w:sz="4" w:space="0" w:color="auto"/>
-            </w:tcBorders>
-            <w:vAlign w:val="center"/>
-            <w:hideMark/>
-          </w:tcPr>
-          <w:p>
-            <w:pPr>
-              <w:spacing w:after="0" w:line="240" w:lineRule="auto"/>
-              <w:rPr>
-                <w:rFonts w:ascii="Calibri" w:eastAsia="Times New Roman" w:hAnsi="Calibri" w:cs="Calibri"/>
-                <w:color w:val="000000"/>
-                <w:lang w:val="ru-RU" w:eastAsia="ru-RU"/>
-              </w:rPr>
-            </w:pPr>
-          </w:p>
-        </w:tc>
-      </w:tr>
-    </w:tbl>
-    <w:p>
-      <w:pPr>
-        <w:rPr>
-          <w:rFonts w:ascii="Segoe UI" w:hAnsi="Segoe UI" w:cs="Segoe UI"/>
-          <w:color w:val="172B4D"/>
-          <w:spacing w:val="-4"/>
-          <w:sz w:val="18"/>
-          <w:szCs w:val="18"/>
-          <w:shd w:val="clear" w:color="auto" w:fill="FFFFFF"/>
-          <w:lang w:val="ru-RU"/>
-        </w:rPr>
-      </w:pPr>
-    </w:p>
-    <w:p>
-      <w:pPr>
-        <w:rPr>
-          <w:rFonts w:ascii="Segoe UI" w:hAnsi="Segoe UI" w:cs="Segoe UI"/>
-          <w:color w:val="172B4D"/>
-          <w:spacing w:val="-4"/>
-          <w:sz w:val="18"/>
-          <w:szCs w:val="18"/>
-          <w:shd w:val="clear" w:color="auto" w:fill="FFFFFF"/>
-          <w:lang w:val="ru-RU"/>
-        </w:rPr>
-      </w:pPr>
-    </w:p>
-    <w:p>
-      <w:pPr>
-        <w:rPr>
-          <w:rFonts w:ascii="Segoe UI" w:hAnsi="Segoe UI" w:cs="Segoe UI"/>
-          <w:color w:val="172B4D"/>
-          <w:spacing w:val="-4"/>
-          <w:sz w:val="18"/>
-          <w:szCs w:val="18"/>
-          <w:u w:val="single"/>
+      <w:r>
+        <w:rPr>
+          <w:rFonts w:ascii="Segoe UI" w:hAnsi="Segoe UI" w:cs="Segoe UI"/>
+          <w:color w:val="172B4D"/>
+          <w:spacing w:val="-4"/>
+          <w:sz w:val="18"/>
+          <w:szCs w:val="18"/>
+          <w:highlight w:val="cyan"/>
+          <w:shd w:val="clear" w:color="auto" w:fill="FFFFFF"/>
+          <w:lang w:val="ru-RU"/>
+        </w:rPr>
+        <w:t>Загрузим 30 тыс. сделок РДУ в базу ДУ 1.5</w:t>
+      </w:r>
+    </w:p>
+    <w:p>
+      <w:pPr>
+        <w:rPr>
+          <w:rFonts w:ascii="Segoe UI" w:hAnsi="Segoe UI" w:cs="Segoe UI"/>
+          <w:color w:val="172B4D"/>
+          <w:spacing w:val="-4"/>
+          <w:sz w:val="18"/>
+          <w:szCs w:val="18"/>
+          <w:shd w:val="clear" w:color="auto" w:fill="FFFFFF"/>
+          <w:lang w:val="ru-RU"/>
+        </w:rPr>
+      </w:pPr>
+      <w:r>
+        <w:rPr>
+          <w:rFonts w:ascii="Segoe UI" w:hAnsi="Segoe UI" w:cs="Segoe UI"/>
+          <w:noProof/>
+          <w:color w:val="172B4D"/>
+          <w:spacing w:val="-4"/>
+          <w:sz w:val="18"/>
+          <w:szCs w:val="18"/>
+          <w:shd w:val="clear" w:color="auto" w:fill="FFFFFF"/>
+          <w:lang w:val="ru-RU" w:eastAsia="ru-RU"/>
+        </w:rPr>
+        <w:drawing>
+          <wp:inline distT="0" distB="0" distL="0" distR="0" wp14:anchorId="6D625189" wp14:editId="6449FCD0">
+            <wp:extent cx="6152515" cy="2907030"/>
+            <wp:effectExtent l="0" t="0" r="635" b="7620"/>
+            <wp:docPr id="3" name="Picture 3"/>
+            <wp:cNvGraphicFramePr>
+              <a:graphicFrameLocks xmlns:a="http://schemas.openxmlformats.org/drawingml/2006/main" noChangeAspect="1"/>
+            </wp:cNvGraphicFramePr>
+            <a:graphic xmlns:a="http://schemas.openxmlformats.org/drawingml/2006/main">
+              <a:graphicData uri="http://schemas.openxmlformats.org/drawingml/2006/picture">
+                <pic:pic xmlns:pic="http://schemas.openxmlformats.org/drawingml/2006/picture">
+                  <pic:nvPicPr>
+                    <pic:cNvPr id="1" name=""/>
+                    <pic:cNvPicPr/>
+                  </pic:nvPicPr>
+                  <pic:blipFill>
+                    <a:blip r:embed="rId7"/>
+                    <a:stretch>
+                      <a:fillRect/>
+                    </a:stretch>
+                  </pic:blipFill>
+                  <pic:spPr>
+                    <a:xfrm>
+                      <a:off x="0" y="0"/>
+                      <a:ext cx="6152515" cy="2907030"/>
+                    </a:xfrm>
+                    <a:prstGeom prst="rect">
+                      <a:avLst/>
+                    </a:prstGeom>
+                  </pic:spPr>
+                </pic:pic>
+              </a:graphicData>
+            </a:graphic>
+          </wp:inline>
+        </w:drawing>
+      </w:r>
+    </w:p>
+    <w:p>
+      <w:pPr>
+        <w:rPr>
+          <w:rFonts w:ascii="Segoe UI" w:hAnsi="Segoe UI" w:cs="Segoe UI"/>
+          <w:color w:val="172B4D"/>
+          <w:spacing w:val="-4"/>
+          <w:sz w:val="18"/>
+          <w:szCs w:val="18"/>
+          <w:shd w:val="clear" w:color="auto" w:fill="FFFFFF"/>
+          <w:lang w:val="ru-RU"/>
+        </w:rPr>
+      </w:pPr>
+      <w:r>
+        <w:rPr>
+          <w:rFonts w:ascii="Segoe UI" w:hAnsi="Segoe UI" w:cs="Segoe UI"/>
+          <w:color w:val="172B4D"/>
+          <w:spacing w:val="-4"/>
+          <w:sz w:val="18"/>
+          <w:szCs w:val="18"/>
+          <w:shd w:val="clear" w:color="auto" w:fill="FFFFFF"/>
+          <w:lang w:val="ru-RU"/>
+        </w:rPr>
+        <w:t>Генерация – 2 минуты, Создание сделок – 9 минут</w:t>
+      </w:r>
+      <w:r>
+        <w:rPr>
+          <w:rFonts w:ascii="Segoe UI" w:hAnsi="Segoe UI" w:cs="Segoe UI"/>
+          <w:color w:val="172B4D"/>
+          <w:spacing w:val="-4"/>
+          <w:sz w:val="18"/>
+          <w:szCs w:val="18"/>
+          <w:shd w:val="clear" w:color="auto" w:fill="FFFFFF"/>
+          <w:lang w:val="ru-RU"/>
+        </w:rPr>
+        <w:t xml:space="preserve"> (30 тыс. сделок)</w:t>
+      </w:r>
+    </w:p>
+    <w:p>
+      <w:pPr>
+        <w:rPr>
+          <w:rFonts w:ascii="Segoe UI" w:hAnsi="Segoe UI" w:cs="Segoe UI"/>
+          <w:color w:val="172B4D"/>
+          <w:spacing w:val="-4"/>
+          <w:sz w:val="18"/>
+          <w:szCs w:val="18"/>
+          <w:shd w:val="clear" w:color="auto" w:fill="FFFFFF"/>
+          <w:lang w:val="ru-RU"/>
+        </w:rPr>
+      </w:pPr>
+    </w:p>
+    <w:p>
+      <w:pPr>
+        <w:rPr>
+          <w:rFonts w:ascii="Segoe UI" w:hAnsi="Segoe UI" w:cs="Segoe UI"/>
+          <w:color w:val="172B4D"/>
+          <w:spacing w:val="-4"/>
+          <w:sz w:val="18"/>
+          <w:szCs w:val="18"/>
+          <w:shd w:val="clear" w:color="auto" w:fill="FFFFFF"/>
+          <w:lang w:val="ru-RU"/>
+        </w:rPr>
+      </w:pPr>
+      <w:r>
+        <w:rPr>
+          <w:rFonts w:ascii="Segoe UI" w:hAnsi="Segoe UI" w:cs="Segoe UI"/>
+          <w:color w:val="172B4D"/>
+          <w:spacing w:val="-4"/>
+          <w:sz w:val="18"/>
+          <w:szCs w:val="18"/>
+          <w:highlight w:val="cyan"/>
+          <w:shd w:val="clear" w:color="auto" w:fill="FFFFFF"/>
+          <w:lang w:val="ru-RU"/>
+        </w:rPr>
+        <w:t>[ДУ] 2.   Исполним их в Т-1 (открытие позиций) 23.04.2026</w:t>
+      </w:r>
+    </w:p>
+    <w:p>
+      <w:pPr>
+        <w:rPr>
+          <w:rFonts w:ascii="Segoe UI" w:hAnsi="Segoe UI" w:cs="Segoe UI"/>
+          <w:color w:val="172B4D"/>
+          <w:spacing w:val="-4"/>
+          <w:sz w:val="18"/>
+          <w:szCs w:val="18"/>
+          <w:shd w:val="clear" w:color="auto" w:fill="FFFFFF"/>
+          <w:lang w:val="ru-RU"/>
+        </w:rPr>
+      </w:pPr>
+      <w:r>
+        <w:rPr>
+          <w:rFonts w:ascii="Segoe UI" w:hAnsi="Segoe UI" w:cs="Segoe UI"/>
+          <w:noProof/>
+          <w:color w:val="172B4D"/>
+          <w:spacing w:val="-4"/>
+          <w:sz w:val="18"/>
+          <w:szCs w:val="18"/>
+          <w:shd w:val="clear" w:color="auto" w:fill="FFFFFF"/>
+          <w:lang w:val="ru-RU" w:eastAsia="ru-RU"/>
+        </w:rPr>
+        <w:drawing>
+          <wp:inline distT="0" distB="0" distL="0" distR="0" wp14:anchorId="0C262369" wp14:editId="320164B1">
+            <wp:extent cx="6152515" cy="1184275"/>
+            <wp:effectExtent l="0" t="0" r="635" b="0"/>
+            <wp:docPr id="5" name="Picture 5"/>
+            <wp:cNvGraphicFramePr>
+              <a:graphicFrameLocks xmlns:a="http://schemas.openxmlformats.org/drawingml/2006/main" noChangeAspect="1"/>
+            </wp:cNvGraphicFramePr>
+            <a:graphic xmlns:a="http://schemas.openxmlformats.org/drawingml/2006/main">
+              <a:graphicData uri="http://schemas.openxmlformats.org/drawingml/2006/picture">
+                <pic:pic xmlns:pic="http://schemas.openxmlformats.org/drawingml/2006/picture">
+                  <pic:nvPicPr>
+                    <pic:cNvPr id="1" name=""/>
+                    <pic:cNvPicPr/>
+                  </pic:nvPicPr>
+                  <pic:blipFill>
+                    <a:blip r:embed="rId8"/>
+                    <a:stretch>
+                      <a:fillRect/>
+                    </a:stretch>
+                  </pic:blipFill>
+                  <pic:spPr>
+                    <a:xfrm>
+                      <a:off x="0" y="0"/>
+                      <a:ext cx="6152515" cy="1184275"/>
+                    </a:xfrm>
+                    <a:prstGeom prst="rect">
+                      <a:avLst/>
+                    </a:prstGeom>
+                  </pic:spPr>
+                </pic:pic>
+              </a:graphicData>
+            </a:graphic>
+          </wp:inline>
+        </w:drawing>
+      </w:r>
+    </w:p>
+    <w:p>
+      <w:pPr>
+        <w:rPr>
+          <w:rFonts w:ascii="Segoe UI" w:hAnsi="Segoe UI" w:cs="Segoe UI"/>
+          <w:color w:val="172B4D"/>
+          <w:spacing w:val="-4"/>
+          <w:sz w:val="18"/>
+          <w:szCs w:val="18"/>
+          <w:shd w:val="clear" w:color="auto" w:fill="FFFFFF"/>
+          <w:lang w:val="ru-RU"/>
+        </w:rPr>
+      </w:pPr>
+      <w:r>
+        <w:rPr>
+          <w:rFonts w:ascii="Segoe UI" w:hAnsi="Segoe UI" w:cs="Segoe UI"/>
+          <w:noProof/>
+          <w:color w:val="172B4D"/>
+          <w:spacing w:val="-4"/>
+          <w:sz w:val="18"/>
+          <w:szCs w:val="18"/>
+          <w:shd w:val="clear" w:color="auto" w:fill="FFFFFF"/>
+          <w:lang w:val="ru-RU" w:eastAsia="ru-RU"/>
+        </w:rPr>
+        <w:drawing>
+          <wp:inline distT="0" distB="0" distL="0" distR="0" wp14:anchorId="7E3FB44F" wp14:editId="305511FE">
+            <wp:extent cx="6152515" cy="1091565"/>
+            <wp:effectExtent l="0" t="0" r="635" b="0"/>
+            <wp:docPr id="4" name="Picture 4"/>
+            <wp:cNvGraphicFramePr>
+              <a:graphicFrameLocks xmlns:a="http://schemas.openxmlformats.org/drawingml/2006/main" noChangeAspect="1"/>
+            </wp:cNvGraphicFramePr>
+            <a:graphic xmlns:a="http://schemas.openxmlformats.org/drawingml/2006/main">
+              <a:graphicData uri="http://schemas.openxmlformats.org/drawingml/2006/picture">
+                <pic:pic xmlns:pic="http://schemas.openxmlformats.org/drawingml/2006/picture">
+                  <pic:nvPicPr>
+                    <pic:cNvPr id="1" name=""/>
+                    <pic:cNvPicPr/>
+                  </pic:nvPicPr>
+                  <pic:blipFill>
+                    <a:blip r:embed="rId9"/>
+                    <a:stretch>
+                      <a:fillRect/>
+                    </a:stretch>
+                  </pic:blipFill>
+                  <pic:spPr>
+                    <a:xfrm>
+                      <a:off x="0" y="0"/>
+                      <a:ext cx="6152515" cy="1091565"/>
+                    </a:xfrm>
+                    <a:prstGeom prst="rect">
+                      <a:avLst/>
+                    </a:prstGeom>
+                  </pic:spPr>
+                </pic:pic>
+              </a:graphicData>
+            </a:graphic>
+          </wp:inline>
+        </w:drawing>
+      </w:r>
+    </w:p>
+    <w:p>
+      <w:pPr>
+        <w:rPr>
+          <w:rFonts w:ascii="Segoe UI" w:hAnsi="Segoe UI" w:cs="Segoe UI"/>
+          <w:color w:val="172B4D"/>
+          <w:spacing w:val="-4"/>
+          <w:sz w:val="18"/>
+          <w:szCs w:val="18"/>
+          <w:shd w:val="clear" w:color="auto" w:fill="FFFFFF"/>
+          <w:lang w:val="ru-RU"/>
+        </w:rPr>
+      </w:pPr>
+      <w:r>
+        <w:rPr>
+          <w:rFonts w:ascii="Segoe UI" w:hAnsi="Segoe UI" w:cs="Segoe UI"/>
+          <w:noProof/>
+          <w:color w:val="172B4D"/>
+          <w:spacing w:val="-4"/>
+          <w:sz w:val="18"/>
+          <w:szCs w:val="18"/>
+          <w:shd w:val="clear" w:color="auto" w:fill="FFFFFF"/>
+          <w:lang w:val="ru-RU" w:eastAsia="ru-RU"/>
+        </w:rPr>
+        <w:drawing>
+          <wp:inline distT="0" distB="0" distL="0" distR="0" wp14:anchorId="1511C59F" wp14:editId="2E9EF44C">
+            <wp:extent cx="6148705" cy="1414463"/>
+            <wp:effectExtent l="0" t="0" r="4445" b="0"/>
+            <wp:docPr id="6" name="Picture 6"/>
+            <wp:cNvGraphicFramePr>
+              <a:graphicFrameLocks xmlns:a="http://schemas.openxmlformats.org/drawingml/2006/main" noChangeAspect="1"/>
+            </wp:cNvGraphicFramePr>
+            <a:graphic xmlns:a="http://schemas.openxmlformats.org/drawingml/2006/main">
+              <a:graphicData uri="http://schemas.openxmlformats.org/drawingml/2006/picture">
+                <pic:pic xmlns:pic="http://schemas.openxmlformats.org/drawingml/2006/picture">
+                  <pic:nvPicPr>
+                    <pic:cNvPr id="1" name=""/>
+                    <pic:cNvPicPr/>
+                  </pic:nvPicPr>
+                  <pic:blipFill>
+                    <a:blip r:embed="rId10"/>
+                    <a:stretch>
+                      <a:fillRect/>
+                    </a:stretch>
+                  </pic:blipFill>
+                  <pic:spPr>
+                    <a:xfrm>
+                      <a:off x="0" y="0"/>
+                      <a:ext cx="6199424" cy="1426131"/>
+                    </a:xfrm>
+                    <a:prstGeom prst="rect">
+                      <a:avLst/>
+                    </a:prstGeom>
+                  </pic:spPr>
+                </pic:pic>
+              </a:graphicData>
+            </a:graphic>
+          </wp:inline>
+        </w:drawing>
+      </w:r>
+    </w:p>
+    <w:p>
+      <w:pPr>
+        <w:rPr>
+          <w:rFonts w:ascii="Segoe UI" w:hAnsi="Segoe UI" w:cs="Segoe UI"/>
+          <w:color w:val="172B4D"/>
+          <w:spacing w:val="-4"/>
+          <w:sz w:val="18"/>
+          <w:szCs w:val="18"/>
+          <w:shd w:val="clear" w:color="auto" w:fill="FFFFFF"/>
+          <w:lang w:val="ru-RU"/>
+        </w:rPr>
+      </w:pPr>
+      <w:r>
+        <w:rPr>
+          <w:rFonts w:ascii="Segoe UI" w:hAnsi="Segoe UI" w:cs="Segoe UI"/>
+          <w:color w:val="172B4D"/>
+          <w:spacing w:val="-4"/>
+          <w:sz w:val="18"/>
+          <w:szCs w:val="18"/>
+          <w:shd w:val="clear" w:color="auto" w:fill="FFFFFF"/>
+          <w:lang w:val="ru-RU"/>
+        </w:rPr>
+        <w:t>6 минут</w:t>
+      </w:r>
+    </w:p>
+    <w:p>
+      <w:pPr>
+        <w:rPr>
+          <w:rFonts w:ascii="Segoe UI" w:hAnsi="Segoe UI" w:cs="Segoe UI"/>
+          <w:color w:val="172B4D"/>
+          <w:spacing w:val="-4"/>
+          <w:sz w:val="18"/>
+          <w:szCs w:val="18"/>
+          <w:shd w:val="clear" w:color="auto" w:fill="FFFFFF"/>
+          <w:lang w:val="ru-RU"/>
+        </w:rPr>
+      </w:pPr>
+      <w:r>
+        <w:rPr>
+          <w:rFonts w:ascii="Segoe UI" w:hAnsi="Segoe UI" w:cs="Segoe UI"/>
+          <w:color w:val="172B4D"/>
+          <w:spacing w:val="-4"/>
+          <w:sz w:val="18"/>
+          <w:szCs w:val="18"/>
+          <w:highlight w:val="cyan"/>
+          <w:shd w:val="clear" w:color="auto" w:fill="FFFFFF"/>
+          <w:lang w:val="ru-RU"/>
+        </w:rPr>
+        <w:lastRenderedPageBreak/>
+        <w:t xml:space="preserve">[ДУ - ФИН] 3.   Выполним Обмен ДУ </w:t>
+      </w:r>
+      <w:proofErr w:type="gramStart"/>
+      <w:r>
+        <w:rPr>
+          <w:rFonts w:ascii="Segoe UI" w:hAnsi="Segoe UI" w:cs="Segoe UI"/>
+          <w:color w:val="172B4D"/>
+          <w:spacing w:val="-4"/>
+          <w:sz w:val="18"/>
+          <w:szCs w:val="18"/>
+          <w:highlight w:val="cyan"/>
+          <w:shd w:val="clear" w:color="auto" w:fill="FFFFFF"/>
+          <w:lang w:val="ru-RU"/>
+        </w:rPr>
+        <w:t>- &gt;</w:t>
+      </w:r>
+      <w:proofErr w:type="gramEnd"/>
+      <w:r>
+        <w:rPr>
+          <w:rFonts w:ascii="Segoe UI" w:hAnsi="Segoe UI" w:cs="Segoe UI"/>
+          <w:color w:val="172B4D"/>
+          <w:spacing w:val="-4"/>
+          <w:sz w:val="18"/>
+          <w:szCs w:val="18"/>
+          <w:highlight w:val="cyan"/>
+          <w:shd w:val="clear" w:color="auto" w:fill="FFFFFF"/>
+          <w:lang w:val="ru-RU"/>
+        </w:rPr>
+        <w:t xml:space="preserve"> ФИН</w:t>
+      </w:r>
+    </w:p>
+    <w:p>
+      <w:pPr>
+        <w:rPr>
+          <w:rFonts w:ascii="Segoe UI" w:hAnsi="Segoe UI" w:cs="Segoe UI"/>
+          <w:color w:val="172B4D"/>
+          <w:spacing w:val="-4"/>
+          <w:sz w:val="18"/>
+          <w:szCs w:val="18"/>
+          <w:shd w:val="clear" w:color="auto" w:fill="FFFFFF"/>
+          <w:lang w:val="ru-RU"/>
+        </w:rPr>
+      </w:pPr>
+      <w:r>
+        <w:rPr>
+          <w:rFonts w:ascii="Segoe UI" w:hAnsi="Segoe UI" w:cs="Segoe UI"/>
+          <w:noProof/>
+          <w:color w:val="172B4D"/>
+          <w:spacing w:val="-4"/>
+          <w:sz w:val="18"/>
+          <w:szCs w:val="18"/>
+          <w:shd w:val="clear" w:color="auto" w:fill="FFFFFF"/>
+          <w:lang w:val="ru-RU" w:eastAsia="ru-RU"/>
+        </w:rPr>
+        <w:drawing>
+          <wp:inline distT="0" distB="0" distL="0" distR="0" wp14:anchorId="51D3FB90" wp14:editId="514A0BE8">
+            <wp:extent cx="6152515" cy="1390015"/>
+            <wp:effectExtent l="0" t="0" r="635" b="635"/>
+            <wp:docPr id="7" name="Picture 7"/>
+            <wp:cNvGraphicFramePr>
+              <a:graphicFrameLocks xmlns:a="http://schemas.openxmlformats.org/drawingml/2006/main" noChangeAspect="1"/>
+            </wp:cNvGraphicFramePr>
+            <a:graphic xmlns:a="http://schemas.openxmlformats.org/drawingml/2006/main">
+              <a:graphicData uri="http://schemas.openxmlformats.org/drawingml/2006/picture">
+                <pic:pic xmlns:pic="http://schemas.openxmlformats.org/drawingml/2006/picture">
+                  <pic:nvPicPr>
+                    <pic:cNvPr id="1" name=""/>
+                    <pic:cNvPicPr/>
+                  </pic:nvPicPr>
+                  <pic:blipFill>
+                    <a:blip r:embed="rId11"/>
+                    <a:stretch>
+                      <a:fillRect/>
+                    </a:stretch>
+                  </pic:blipFill>
+                  <pic:spPr>
+                    <a:xfrm>
+                      <a:off x="0" y="0"/>
+                      <a:ext cx="6152515" cy="1390015"/>
+                    </a:xfrm>
+                    <a:prstGeom prst="rect">
+                      <a:avLst/>
+                    </a:prstGeom>
+                  </pic:spPr>
+                </pic:pic>
+              </a:graphicData>
+            </a:graphic>
+          </wp:inline>
+        </w:drawing>
+      </w:r>
+    </w:p>
+    <w:p>
+      <w:pPr>
+        <w:rPr>
+          <w:rFonts w:ascii="Segoe UI" w:hAnsi="Segoe UI" w:cs="Segoe UI"/>
+          <w:color w:val="172B4D"/>
+          <w:spacing w:val="-4"/>
+          <w:sz w:val="18"/>
+          <w:szCs w:val="18"/>
+          <w:shd w:val="clear" w:color="auto" w:fill="FFFFFF"/>
+          <w:lang w:val="ru-RU"/>
+        </w:rPr>
+      </w:pPr>
+      <w:r>
+        <w:rPr>
+          <w:rFonts w:ascii="Segoe UI" w:hAnsi="Segoe UI" w:cs="Segoe UI"/>
+          <w:noProof/>
+          <w:color w:val="172B4D"/>
+          <w:spacing w:val="-4"/>
+          <w:sz w:val="18"/>
+          <w:szCs w:val="18"/>
+          <w:shd w:val="clear" w:color="auto" w:fill="FFFFFF"/>
+          <w:lang w:val="ru-RU" w:eastAsia="ru-RU"/>
+        </w:rPr>
+        <w:drawing>
+          <wp:inline distT="0" distB="0" distL="0" distR="0" wp14:anchorId="093B0F92" wp14:editId="5C2783AA">
+            <wp:extent cx="6152515" cy="767715"/>
+            <wp:effectExtent l="0" t="0" r="635" b="0"/>
+            <wp:docPr id="9" name="Picture 9"/>
+            <wp:cNvGraphicFramePr>
+              <a:graphicFrameLocks xmlns:a="http://schemas.openxmlformats.org/drawingml/2006/main" noChangeAspect="1"/>
+            </wp:cNvGraphicFramePr>
+            <a:graphic xmlns:a="http://schemas.openxmlformats.org/drawingml/2006/main">
+              <a:graphicData uri="http://schemas.openxmlformats.org/drawingml/2006/picture">
+                <pic:pic xmlns:pic="http://schemas.openxmlformats.org/drawingml/2006/picture">
+                  <pic:nvPicPr>
+                    <pic:cNvPr id="1" name=""/>
+                    <pic:cNvPicPr/>
+                  </pic:nvPicPr>
+                  <pic:blipFill>
+                    <a:blip r:embed="rId12"/>
+                    <a:stretch>
+                      <a:fillRect/>
+                    </a:stretch>
+                  </pic:blipFill>
+                  <pic:spPr>
+                    <a:xfrm>
+                      <a:off x="0" y="0"/>
+                      <a:ext cx="6152515" cy="767715"/>
+                    </a:xfrm>
+                    <a:prstGeom prst="rect">
+                      <a:avLst/>
+                    </a:prstGeom>
+                  </pic:spPr>
+                </pic:pic>
+              </a:graphicData>
+            </a:graphic>
+          </wp:inline>
+        </w:drawing>
+      </w:r>
+    </w:p>
+    <w:p>
+      <w:pPr>
+        <w:rPr>
+          <w:rFonts w:ascii="Segoe UI" w:hAnsi="Segoe UI" w:cs="Segoe UI"/>
+          <w:color w:val="172B4D"/>
+          <w:spacing w:val="-4"/>
+          <w:sz w:val="18"/>
+          <w:szCs w:val="18"/>
+          <w:shd w:val="clear" w:color="auto" w:fill="FFFFFF"/>
+          <w:lang w:val="ru-RU"/>
+        </w:rPr>
+      </w:pPr>
+      <w:r>
+        <w:rPr>
+          <w:rFonts w:ascii="Segoe UI" w:hAnsi="Segoe UI" w:cs="Segoe UI"/>
+          <w:noProof/>
+          <w:color w:val="172B4D"/>
+          <w:spacing w:val="-4"/>
+          <w:sz w:val="18"/>
+          <w:szCs w:val="18"/>
+          <w:shd w:val="clear" w:color="auto" w:fill="FFFFFF"/>
+          <w:lang w:val="ru-RU" w:eastAsia="ru-RU"/>
+        </w:rPr>
+        <w:drawing>
+          <wp:inline distT="0" distB="0" distL="0" distR="0" wp14:anchorId="44C531AB" wp14:editId="54E0C303">
+            <wp:extent cx="6152515" cy="955675"/>
+            <wp:effectExtent l="0" t="0" r="635" b="0"/>
+            <wp:docPr id="10" name="Picture 10"/>
+            <wp:cNvGraphicFramePr>
+              <a:graphicFrameLocks xmlns:a="http://schemas.openxmlformats.org/drawingml/2006/main" noChangeAspect="1"/>
+            </wp:cNvGraphicFramePr>
+            <a:graphic xmlns:a="http://schemas.openxmlformats.org/drawingml/2006/main">
+              <a:graphicData uri="http://schemas.openxmlformats.org/drawingml/2006/picture">
+                <pic:pic xmlns:pic="http://schemas.openxmlformats.org/drawingml/2006/picture">
+                  <pic:nvPicPr>
+                    <pic:cNvPr id="1" name=""/>
+                    <pic:cNvPicPr/>
+                  </pic:nvPicPr>
+                  <pic:blipFill>
+                    <a:blip r:embed="rId13"/>
+                    <a:stretch>
+                      <a:fillRect/>
+                    </a:stretch>
+                  </pic:blipFill>
+                  <pic:spPr>
+                    <a:xfrm>
+                      <a:off x="0" y="0"/>
+                      <a:ext cx="6152515" cy="955675"/>
+                    </a:xfrm>
+                    <a:prstGeom prst="rect">
+                      <a:avLst/>
+                    </a:prstGeom>
+                  </pic:spPr>
+                </pic:pic>
+              </a:graphicData>
+            </a:graphic>
+          </wp:inline>
+        </w:drawing>
+      </w:r>
+    </w:p>
+    <w:p>
+      <w:pPr>
+        <w:rPr>
+          <w:rFonts w:ascii="Segoe UI" w:hAnsi="Segoe UI" w:cs="Segoe UI"/>
+          <w:color w:val="172B4D"/>
+          <w:spacing w:val="-4"/>
+          <w:sz w:val="18"/>
+          <w:szCs w:val="18"/>
+          <w:shd w:val="clear" w:color="auto" w:fill="FFFFFF"/>
+          <w:lang w:val="ru-RU"/>
+        </w:rPr>
+      </w:pPr>
+      <w:r>
+        <w:rPr>
+          <w:rFonts w:ascii="Segoe UI" w:hAnsi="Segoe UI" w:cs="Segoe UI"/>
+          <w:noProof/>
+          <w:color w:val="172B4D"/>
+          <w:spacing w:val="-4"/>
+          <w:sz w:val="18"/>
+          <w:szCs w:val="18"/>
+          <w:shd w:val="clear" w:color="auto" w:fill="FFFFFF"/>
+          <w:lang w:val="ru-RU" w:eastAsia="ru-RU"/>
+        </w:rPr>
+        <w:drawing>
+          <wp:inline distT="0" distB="0" distL="0" distR="0" wp14:anchorId="6205688D" wp14:editId="29A6F851">
+            <wp:extent cx="6152515" cy="1301115"/>
+            <wp:effectExtent l="0" t="0" r="635" b="0"/>
+            <wp:docPr id="8" name="Picture 8"/>
+            <wp:cNvGraphicFramePr>
+              <a:graphicFrameLocks xmlns:a="http://schemas.openxmlformats.org/drawingml/2006/main" noChangeAspect="1"/>
+            </wp:cNvGraphicFramePr>
+            <a:graphic xmlns:a="http://schemas.openxmlformats.org/drawingml/2006/main">
+              <a:graphicData uri="http://schemas.openxmlformats.org/drawingml/2006/picture">
+                <pic:pic xmlns:pic="http://schemas.openxmlformats.org/drawingml/2006/picture">
+                  <pic:nvPicPr>
+                    <pic:cNvPr id="1" name=""/>
+                    <pic:cNvPicPr/>
+                  </pic:nvPicPr>
+                  <pic:blipFill>
+                    <a:blip r:embed="rId14"/>
+                    <a:stretch>
+                      <a:fillRect/>
+                    </a:stretch>
+                  </pic:blipFill>
+                  <pic:spPr>
+                    <a:xfrm>
+                      <a:off x="0" y="0"/>
+                      <a:ext cx="6152515" cy="1301115"/>
+                    </a:xfrm>
+                    <a:prstGeom prst="rect">
+                      <a:avLst/>
+                    </a:prstGeom>
+                  </pic:spPr>
+                </pic:pic>
+              </a:graphicData>
+            </a:graphic>
+          </wp:inline>
+        </w:drawing>
+      </w:r>
+    </w:p>
+    <w:p>
+      <w:pPr>
+        <w:rPr>
+          <w:rFonts w:ascii="Segoe UI" w:hAnsi="Segoe UI" w:cs="Segoe UI"/>
+          <w:color w:val="172B4D"/>
+          <w:spacing w:val="-4"/>
+          <w:sz w:val="18"/>
+          <w:szCs w:val="18"/>
+          <w:shd w:val="clear" w:color="auto" w:fill="FFFFFF"/>
+          <w:lang w:val="ru-RU"/>
+        </w:rPr>
+      </w:pPr>
+      <w:r>
+        <w:rPr>
+          <w:rFonts w:ascii="Segoe UI" w:hAnsi="Segoe UI" w:cs="Segoe UI"/>
+          <w:noProof/>
+          <w:color w:val="172B4D"/>
+          <w:spacing w:val="-4"/>
+          <w:sz w:val="18"/>
+          <w:szCs w:val="18"/>
+          <w:shd w:val="clear" w:color="auto" w:fill="FFFFFF"/>
+          <w:lang w:val="ru-RU" w:eastAsia="ru-RU"/>
+        </w:rPr>
+        <w:drawing>
+          <wp:inline distT="0" distB="0" distL="0" distR="0" wp14:anchorId="3EDDD18F" wp14:editId="5F57EA33">
+            <wp:extent cx="6152515" cy="777875"/>
+            <wp:effectExtent l="0" t="0" r="635" b="3175"/>
+            <wp:docPr id="13" name="Picture 13"/>
+            <wp:cNvGraphicFramePr>
+              <a:graphicFrameLocks xmlns:a="http://schemas.openxmlformats.org/drawingml/2006/main" noChangeAspect="1"/>
+            </wp:cNvGraphicFramePr>
+            <a:graphic xmlns:a="http://schemas.openxmlformats.org/drawingml/2006/main">
+              <a:graphicData uri="http://schemas.openxmlformats.org/drawingml/2006/picture">
+                <pic:pic xmlns:pic="http://schemas.openxmlformats.org/drawingml/2006/picture">
+                  <pic:nvPicPr>
+                    <pic:cNvPr id="1" name=""/>
+                    <pic:cNvPicPr/>
+                  </pic:nvPicPr>
+                  <pic:blipFill>
+                    <a:blip r:embed="rId15"/>
+                    <a:stretch>
+                      <a:fillRect/>
+                    </a:stretch>
+                  </pic:blipFill>
+                  <pic:spPr>
+                    <a:xfrm>
+                      <a:off x="0" y="0"/>
+                      <a:ext cx="6152515" cy="777875"/>
+                    </a:xfrm>
+                    <a:prstGeom prst="rect">
+                      <a:avLst/>
+                    </a:prstGeom>
+                  </pic:spPr>
+                </pic:pic>
+              </a:graphicData>
+            </a:graphic>
+          </wp:inline>
+        </w:drawing>
+      </w:r>
+    </w:p>
+    <w:p>
+      <w:pPr>
+        <w:rPr>
+          <w:rFonts w:ascii="Segoe UI" w:hAnsi="Segoe UI" w:cs="Segoe UI"/>
+          <w:color w:val="172B4D"/>
+          <w:spacing w:val="-4"/>
+          <w:sz w:val="18"/>
+          <w:szCs w:val="18"/>
+          <w:shd w:val="clear" w:color="auto" w:fill="FFFFFF"/>
+          <w:lang w:val="ru-RU"/>
+        </w:rPr>
+      </w:pPr>
+      <w:proofErr w:type="gramStart"/>
+      <w:r>
+        <w:rPr>
+          <w:rFonts w:ascii="Segoe UI" w:hAnsi="Segoe UI" w:cs="Segoe UI"/>
+          <w:color w:val="172B4D"/>
+          <w:spacing w:val="-4"/>
+          <w:sz w:val="18"/>
+          <w:szCs w:val="18"/>
+          <w:shd w:val="clear" w:color="auto" w:fill="FFFFFF"/>
+          <w:lang w:val="ru-RU"/>
+        </w:rPr>
+        <w:t>Обмен  -</w:t>
+      </w:r>
+      <w:proofErr w:type="gramEnd"/>
+      <w:r>
+        <w:rPr>
+          <w:rFonts w:ascii="Segoe UI" w:hAnsi="Segoe UI" w:cs="Segoe UI"/>
+          <w:color w:val="172B4D"/>
+          <w:spacing w:val="-4"/>
+          <w:sz w:val="18"/>
+          <w:szCs w:val="18"/>
+          <w:shd w:val="clear" w:color="auto" w:fill="FFFFFF"/>
+          <w:lang w:val="ru-RU"/>
+        </w:rPr>
+        <w:t xml:space="preserve"> 7:03 по 8:05</w:t>
+      </w:r>
+    </w:p>
+    <w:p>
+      <w:pPr>
+        <w:rPr>
+          <w:rFonts w:ascii="Segoe UI" w:hAnsi="Segoe UI" w:cs="Segoe UI"/>
+          <w:color w:val="172B4D"/>
+          <w:spacing w:val="-4"/>
+          <w:sz w:val="18"/>
+          <w:szCs w:val="18"/>
+          <w:shd w:val="clear" w:color="auto" w:fill="FFFFFF"/>
+          <w:lang w:val="ru-RU"/>
+        </w:rPr>
+      </w:pPr>
+    </w:p>
+    <w:p>
+      <w:pPr>
+        <w:rPr>
+          <w:rFonts w:ascii="Segoe UI" w:hAnsi="Segoe UI" w:cs="Segoe UI"/>
+          <w:color w:val="172B4D"/>
+          <w:spacing w:val="-4"/>
+          <w:sz w:val="18"/>
+          <w:szCs w:val="18"/>
+          <w:shd w:val="clear" w:color="auto" w:fill="FFFFFF"/>
+          <w:lang w:val="ru-RU"/>
+        </w:rPr>
+      </w:pPr>
+    </w:p>
+    <w:p>
+      <w:pPr>
+        <w:rPr>
+          <w:rFonts w:ascii="Segoe UI" w:hAnsi="Segoe UI" w:cs="Segoe UI"/>
+          <w:color w:val="172B4D"/>
+          <w:spacing w:val="-4"/>
+          <w:sz w:val="18"/>
+          <w:szCs w:val="18"/>
+          <w:shd w:val="clear" w:color="auto" w:fill="FFFFFF"/>
+          <w:lang w:val="ru-RU"/>
+        </w:rPr>
+      </w:pPr>
+    </w:p>
+    <w:p>
+      <w:pPr>
+        <w:rPr>
+          <w:rFonts w:ascii="Segoe UI" w:hAnsi="Segoe UI" w:cs="Segoe UI"/>
+          <w:color w:val="172B4D"/>
+          <w:spacing w:val="-4"/>
+          <w:sz w:val="18"/>
+          <w:szCs w:val="18"/>
+          <w:shd w:val="clear" w:color="auto" w:fill="FFFFFF"/>
+          <w:lang w:val="ru-RU"/>
+        </w:rPr>
+      </w:pPr>
+    </w:p>
+    <w:p>
+      <w:pPr>
+        <w:rPr>
+          <w:rFonts w:ascii="Segoe UI" w:hAnsi="Segoe UI" w:cs="Segoe UI"/>
+          <w:color w:val="172B4D"/>
+          <w:spacing w:val="-4"/>
+          <w:sz w:val="18"/>
+          <w:szCs w:val="18"/>
+          <w:shd w:val="clear" w:color="auto" w:fill="FFFFFF"/>
+          <w:lang w:val="ru-RU"/>
+        </w:rPr>
+      </w:pPr>
+    </w:p>
+    <w:p>
+      <w:pPr>
+        <w:rPr>
+          <w:rFonts w:ascii="Segoe UI" w:hAnsi="Segoe UI" w:cs="Segoe UI"/>
+          <w:color w:val="172B4D"/>
+          <w:spacing w:val="-4"/>
+          <w:sz w:val="18"/>
+          <w:szCs w:val="18"/>
+          <w:shd w:val="clear" w:color="auto" w:fill="FFFFFF"/>
+          <w:lang w:val="ru-RU"/>
+        </w:rPr>
+      </w:pPr>
+    </w:p>
+    <w:p>
+      <w:pPr>
+        <w:rPr>
+          <w:rFonts w:ascii="Segoe UI" w:hAnsi="Segoe UI" w:cs="Segoe UI"/>
+          <w:color w:val="172B4D"/>
+          <w:spacing w:val="-4"/>
+          <w:sz w:val="18"/>
+          <w:szCs w:val="18"/>
+          <w:shd w:val="clear" w:color="auto" w:fill="FFFFFF"/>
+          <w:lang w:val="ru-RU"/>
+        </w:rPr>
+      </w:pPr>
+    </w:p>
+    <w:p>
+      <w:pPr>
+        <w:rPr>
+          <w:rFonts w:ascii="Segoe UI" w:hAnsi="Segoe UI" w:cs="Segoe UI"/>
+          <w:color w:val="172B4D"/>
+          <w:spacing w:val="-4"/>
+          <w:sz w:val="18"/>
+          <w:szCs w:val="18"/>
+          <w:shd w:val="clear" w:color="auto" w:fill="FFFFFF"/>
+          <w:lang w:val="ru-RU"/>
+        </w:rPr>
+      </w:pPr>
+    </w:p>
+    <w:p>
+      <w:pPr>
+        <w:rPr>
+          <w:rFonts w:ascii="Segoe UI" w:hAnsi="Segoe UI" w:cs="Segoe UI"/>
+          <w:color w:val="172B4D"/>
+          <w:spacing w:val="-4"/>
+          <w:sz w:val="18"/>
+          <w:szCs w:val="18"/>
+          <w:shd w:val="clear" w:color="auto" w:fill="FFFFFF"/>
+          <w:lang w:val="ru-RU"/>
+        </w:rPr>
+      </w:pPr>
+    </w:p>
+    <w:p>
+      <w:pPr>
+        <w:rPr>
+          <w:rFonts w:ascii="Segoe UI" w:hAnsi="Segoe UI" w:cs="Segoe UI"/>
+          <w:color w:val="172B4D"/>
+          <w:spacing w:val="-4"/>
+          <w:sz w:val="18"/>
+          <w:szCs w:val="18"/>
+          <w:shd w:val="clear" w:color="auto" w:fill="FFFFFF"/>
+          <w:lang w:val="ru-RU"/>
+        </w:rPr>
+      </w:pPr>
+      <w:r>
+        <w:rPr>
+          <w:rFonts w:ascii="Segoe UI" w:hAnsi="Segoe UI" w:cs="Segoe UI"/>
+          <w:color w:val="172B4D"/>
+          <w:spacing w:val="-4"/>
+          <w:sz w:val="18"/>
+          <w:szCs w:val="18"/>
+          <w:highlight w:val="cyan"/>
+          <w:shd w:val="clear" w:color="auto" w:fill="FFFFFF"/>
+          <w:lang w:val="ru-RU"/>
+        </w:rPr>
+        <w:lastRenderedPageBreak/>
+        <w:t>[ФИН] 4.   Исполним их в Т-1 (открытие позиций) 23.04.2026</w:t>
+      </w:r>
+    </w:p>
+    <w:p>
+      <w:pPr>
+        <w:rPr>
+          <w:rFonts w:ascii="Segoe UI" w:hAnsi="Segoe UI" w:cs="Segoe UI"/>
+          <w:color w:val="172B4D"/>
+          <w:spacing w:val="-4"/>
+          <w:sz w:val="18"/>
+          <w:szCs w:val="18"/>
+          <w:shd w:val="clear" w:color="auto" w:fill="FFFFFF"/>
+        </w:rPr>
+      </w:pPr>
+      <w:r>
+        <w:rPr>
+          <w:rFonts w:ascii="Segoe UI" w:hAnsi="Segoe UI" w:cs="Segoe UI"/>
+          <w:noProof/>
+          <w:color w:val="172B4D"/>
+          <w:spacing w:val="-4"/>
+          <w:sz w:val="18"/>
+          <w:szCs w:val="18"/>
+          <w:shd w:val="clear" w:color="auto" w:fill="FFFFFF"/>
+          <w:lang w:val="ru-RU" w:eastAsia="ru-RU"/>
+        </w:rPr>
+        <w:drawing>
+          <wp:inline distT="0" distB="0" distL="0" distR="0" wp14:anchorId="5EB995AE" wp14:editId="64F83887">
+            <wp:extent cx="6152515" cy="1177925"/>
+            <wp:effectExtent l="0" t="0" r="635" b="3175"/>
+            <wp:docPr id="12" name="Picture 12"/>
+            <wp:cNvGraphicFramePr>
+              <a:graphicFrameLocks xmlns:a="http://schemas.openxmlformats.org/drawingml/2006/main" noChangeAspect="1"/>
+            </wp:cNvGraphicFramePr>
+            <a:graphic xmlns:a="http://schemas.openxmlformats.org/drawingml/2006/main">
+              <a:graphicData uri="http://schemas.openxmlformats.org/drawingml/2006/picture">
+                <pic:pic xmlns:pic="http://schemas.openxmlformats.org/drawingml/2006/picture">
+                  <pic:nvPicPr>
+                    <pic:cNvPr id="1" name=""/>
+                    <pic:cNvPicPr/>
+                  </pic:nvPicPr>
+                  <pic:blipFill>
+                    <a:blip r:embed="rId16"/>
+                    <a:stretch>
+                      <a:fillRect/>
+                    </a:stretch>
+                  </pic:blipFill>
+                  <pic:spPr>
+                    <a:xfrm>
+                      <a:off x="0" y="0"/>
+                      <a:ext cx="6152515" cy="1177925"/>
+                    </a:xfrm>
+                    <a:prstGeom prst="rect">
+                      <a:avLst/>
+                    </a:prstGeom>
+                  </pic:spPr>
+                </pic:pic>
+              </a:graphicData>
+            </a:graphic>
+          </wp:inline>
+        </w:drawing>
+      </w:r>
+    </w:p>
+    <w:p>
+      <w:pPr>
+        <w:rPr>
+          <w:rFonts w:ascii="Segoe UI" w:hAnsi="Segoe UI" w:cs="Segoe UI"/>
+          <w:color w:val="172B4D"/>
+          <w:spacing w:val="-4"/>
+          <w:sz w:val="18"/>
+          <w:szCs w:val="18"/>
+          <w:shd w:val="clear" w:color="auto" w:fill="FFFFFF"/>
+          <w:lang w:val="ru-RU"/>
+        </w:rPr>
+      </w:pPr>
+      <w:r>
+        <w:rPr>
+          <w:rFonts w:ascii="Segoe UI" w:hAnsi="Segoe UI" w:cs="Segoe UI"/>
+          <w:color w:val="172B4D"/>
+          <w:spacing w:val="-4"/>
+          <w:sz w:val="18"/>
+          <w:szCs w:val="18"/>
+          <w:shd w:val="clear" w:color="auto" w:fill="FFFFFF"/>
+          <w:lang w:val="ru-RU"/>
+        </w:rPr>
+        <w:t>Обработка сделок:</w:t>
+      </w:r>
+    </w:p>
+    <w:p>
+      <w:pPr>
+        <w:rPr>
+          <w:rFonts w:ascii="Segoe UI" w:hAnsi="Segoe UI" w:cs="Segoe UI"/>
+          <w:color w:val="172B4D"/>
+          <w:spacing w:val="-4"/>
+          <w:sz w:val="18"/>
+          <w:szCs w:val="18"/>
+          <w:shd w:val="clear" w:color="auto" w:fill="FFFFFF"/>
+          <w:lang w:val="ru-RU"/>
+        </w:rPr>
+      </w:pPr>
+      <w:r>
+        <w:rPr>
+          <w:rFonts w:ascii="Segoe UI" w:hAnsi="Segoe UI" w:cs="Segoe UI"/>
+          <w:noProof/>
+          <w:color w:val="172B4D"/>
+          <w:spacing w:val="-4"/>
+          <w:sz w:val="18"/>
+          <w:szCs w:val="18"/>
+          <w:shd w:val="clear" w:color="auto" w:fill="FFFFFF"/>
+          <w:lang w:val="ru-RU" w:eastAsia="ru-RU"/>
+        </w:rPr>
+        <w:drawing>
+          <wp:inline distT="0" distB="0" distL="0" distR="0" wp14:anchorId="1BB713C1" wp14:editId="2F7E03A1">
+            <wp:extent cx="6152515" cy="165735"/>
+            <wp:effectExtent l="0" t="0" r="635" b="5715"/>
+            <wp:docPr id="14" name="Picture 14"/>
+            <wp:cNvGraphicFramePr>
+              <a:graphicFrameLocks xmlns:a="http://schemas.openxmlformats.org/drawingml/2006/main" noChangeAspect="1"/>
+            </wp:cNvGraphicFramePr>
+            <a:graphic xmlns:a="http://schemas.openxmlformats.org/drawingml/2006/main">
+              <a:graphicData uri="http://schemas.openxmlformats.org/drawingml/2006/picture">
+                <pic:pic xmlns:pic="http://schemas.openxmlformats.org/drawingml/2006/picture">
+                  <pic:nvPicPr>
+                    <pic:cNvPr id="1" name=""/>
+                    <pic:cNvPicPr/>
+                  </pic:nvPicPr>
+                  <pic:blipFill>
+                    <a:blip r:embed="rId17"/>
+                    <a:stretch>
+                      <a:fillRect/>
+                    </a:stretch>
+                  </pic:blipFill>
+                  <pic:spPr>
+                    <a:xfrm>
+                      <a:off x="0" y="0"/>
+                      <a:ext cx="6152515" cy="165735"/>
+                    </a:xfrm>
+                    <a:prstGeom prst="rect">
+                      <a:avLst/>
+                    </a:prstGeom>
+                  </pic:spPr>
+                </pic:pic>
+              </a:graphicData>
+            </a:graphic>
+          </wp:inline>
+        </w:drawing>
+      </w:r>
+    </w:p>
+    <w:p>
+      <w:pPr>
+        <w:rPr>
+          <w:rFonts w:ascii="Segoe UI" w:hAnsi="Segoe UI" w:cs="Segoe UI"/>
+          <w:color w:val="172B4D"/>
+          <w:spacing w:val="-4"/>
+          <w:sz w:val="18"/>
+          <w:szCs w:val="18"/>
+          <w:shd w:val="clear" w:color="auto" w:fill="FFFFFF"/>
+          <w:lang w:val="ru-RU"/>
+        </w:rPr>
+      </w:pPr>
+      <w:r>
+        <w:rPr>
+          <w:rFonts w:ascii="Segoe UI" w:hAnsi="Segoe UI" w:cs="Segoe UI"/>
+          <w:color w:val="172B4D"/>
+          <w:spacing w:val="-4"/>
+          <w:sz w:val="18"/>
+          <w:szCs w:val="18"/>
+          <w:shd w:val="clear" w:color="auto" w:fill="FFFFFF"/>
+          <w:lang w:val="ru-RU"/>
+        </w:rPr>
+        <w:t>Обработка БП:</w:t>
+      </w:r>
+    </w:p>
+    <w:p>
+      <w:pPr>
+        <w:rPr>
+          <w:rFonts w:ascii="Segoe UI" w:hAnsi="Segoe UI" w:cs="Segoe UI"/>
+          <w:color w:val="172B4D"/>
+          <w:spacing w:val="-4"/>
+          <w:sz w:val="18"/>
+          <w:szCs w:val="18"/>
+          <w:shd w:val="clear" w:color="auto" w:fill="FFFFFF"/>
+          <w:lang w:val="ru-RU"/>
+        </w:rPr>
+      </w:pPr>
+      <w:r>
+        <w:rPr>
+          <w:rFonts w:ascii="Segoe UI" w:hAnsi="Segoe UI" w:cs="Segoe UI"/>
+          <w:color w:val="172B4D"/>
+          <w:spacing w:val="-4"/>
+          <w:sz w:val="18"/>
+          <w:szCs w:val="18"/>
+          <w:shd w:val="clear" w:color="auto" w:fill="FFFFFF"/>
+          <w:lang w:val="ru-RU"/>
+        </w:rPr>
+        <w:t xml:space="preserve">Начало: </w:t>
+      </w:r>
+      <w:r>
+        <w:rPr>
+          <w:rFonts w:ascii="Segoe UI" w:hAnsi="Segoe UI" w:cs="Segoe UI"/>
+          <w:color w:val="172B4D"/>
+          <w:spacing w:val="-4"/>
+          <w:sz w:val="18"/>
+          <w:szCs w:val="18"/>
+          <w:shd w:val="clear" w:color="auto" w:fill="FFFFFF"/>
+          <w:lang w:val="ru-RU"/>
+        </w:rPr>
+        <w:t>24.04.2026 08:22:32</w:t>
+      </w:r>
+    </w:p>
+    <w:p>
+      <w:pPr>
+        <w:rPr>
+          <w:rFonts w:ascii="Segoe UI" w:hAnsi="Segoe UI" w:cs="Segoe UI"/>
+          <w:color w:val="172B4D"/>
+          <w:spacing w:val="-4"/>
+          <w:sz w:val="18"/>
+          <w:szCs w:val="18"/>
+          <w:shd w:val="clear" w:color="auto" w:fill="FFFFFF"/>
+          <w:lang w:val="ru-RU"/>
+        </w:rPr>
+      </w:pPr>
+      <w:r>
+        <w:rPr>
+          <w:rFonts w:ascii="Segoe UI" w:hAnsi="Segoe UI" w:cs="Segoe UI"/>
+          <w:noProof/>
+          <w:color w:val="172B4D"/>
+          <w:spacing w:val="-4"/>
+          <w:sz w:val="18"/>
+          <w:szCs w:val="18"/>
+          <w:shd w:val="clear" w:color="auto" w:fill="FFFFFF"/>
+          <w:lang w:val="ru-RU" w:eastAsia="ru-RU"/>
+        </w:rPr>
+        <w:drawing>
+          <wp:inline distT="0" distB="0" distL="0" distR="0" wp14:anchorId="0F984AEB" wp14:editId="7A2D25EB">
+            <wp:extent cx="6152515" cy="1095375"/>
+            <wp:effectExtent l="0" t="0" r="635" b="9525"/>
+            <wp:docPr id="18" name="Picture 18"/>
+            <wp:cNvGraphicFramePr>
+              <a:graphicFrameLocks xmlns:a="http://schemas.openxmlformats.org/drawingml/2006/main" noChangeAspect="1"/>
+            </wp:cNvGraphicFramePr>
+            <a:graphic xmlns:a="http://schemas.openxmlformats.org/drawingml/2006/main">
+              <a:graphicData uri="http://schemas.openxmlformats.org/drawingml/2006/picture">
+                <pic:pic xmlns:pic="http://schemas.openxmlformats.org/drawingml/2006/picture">
+                  <pic:nvPicPr>
+                    <pic:cNvPr id="1" name=""/>
+                    <pic:cNvPicPr/>
+                  </pic:nvPicPr>
+                  <pic:blipFill>
+                    <a:blip r:embed="rId18"/>
+                    <a:stretch>
+                      <a:fillRect/>
+                    </a:stretch>
+                  </pic:blipFill>
+                  <pic:spPr>
+                    <a:xfrm>
+                      <a:off x="0" y="0"/>
+                      <a:ext cx="6152515" cy="1095375"/>
+                    </a:xfrm>
+                    <a:prstGeom prst="rect">
+                      <a:avLst/>
+                    </a:prstGeom>
+                  </pic:spPr>
+                </pic:pic>
+              </a:graphicData>
+            </a:graphic>
+          </wp:inline>
+        </w:drawing>
+      </w:r>
+    </w:p>
+    <w:p>
+      <w:pPr>
+        <w:rPr>
+          <w:rFonts w:ascii="Segoe UI" w:hAnsi="Segoe UI" w:cs="Segoe UI"/>
+          <w:color w:val="172B4D"/>
+          <w:spacing w:val="-4"/>
+          <w:sz w:val="18"/>
+          <w:szCs w:val="18"/>
+          <w:shd w:val="clear" w:color="auto" w:fill="FFFFFF"/>
+          <w:lang w:val="ru-RU"/>
+        </w:rPr>
+      </w:pPr>
+      <w:r>
+        <w:rPr>
+          <w:rFonts w:ascii="Segoe UI" w:hAnsi="Segoe UI" w:cs="Segoe UI"/>
+          <w:color w:val="172B4D"/>
+          <w:spacing w:val="-4"/>
+          <w:sz w:val="18"/>
+          <w:szCs w:val="18"/>
+          <w:shd w:val="clear" w:color="auto" w:fill="FFFFFF"/>
+          <w:lang w:val="ru-RU"/>
+        </w:rPr>
+        <w:t xml:space="preserve">Конец: </w:t>
+      </w:r>
+      <w:r>
+        <w:rPr>
+          <w:rFonts w:ascii="Segoe UI" w:hAnsi="Segoe UI" w:cs="Segoe UI"/>
+          <w:color w:val="172B4D"/>
+          <w:spacing w:val="-4"/>
+          <w:sz w:val="18"/>
+          <w:szCs w:val="18"/>
+          <w:shd w:val="clear" w:color="auto" w:fill="FFFFFF"/>
+          <w:lang w:val="ru-RU"/>
+        </w:rPr>
+        <w:t xml:space="preserve">24.04.2026 </w:t>
+      </w:r>
+      <w:r>
+        <w:rPr>
+          <w:rFonts w:ascii="Segoe UI" w:hAnsi="Segoe UI" w:cs="Segoe UI"/>
+          <w:color w:val="172B4D"/>
+          <w:spacing w:val="-4"/>
+          <w:sz w:val="18"/>
+          <w:szCs w:val="18"/>
+          <w:shd w:val="clear" w:color="auto" w:fill="FFFFFF"/>
+          <w:lang w:val="ru-RU"/>
+        </w:rPr>
+        <w:t>8:50</w:t>
+      </w:r>
+      <w:r>
+        <w:rPr>
+          <w:rFonts w:ascii="Segoe UI" w:hAnsi="Segoe UI" w:cs="Segoe UI"/>
+          <w:color w:val="172B4D"/>
+          <w:spacing w:val="-4"/>
+          <w:sz w:val="18"/>
+          <w:szCs w:val="18"/>
+          <w:shd w:val="clear" w:color="auto" w:fill="FFFFFF"/>
+          <w:lang w:val="ru-RU"/>
+        </w:rPr>
+        <w:t>:31</w:t>
+      </w:r>
+    </w:p>
+    <w:p>
+      <w:pPr>
+        <w:rPr>
+          <w:rFonts w:ascii="Segoe UI" w:hAnsi="Segoe UI" w:cs="Segoe UI"/>
+          <w:color w:val="172B4D"/>
+          <w:spacing w:val="-4"/>
+          <w:sz w:val="18"/>
+          <w:szCs w:val="18"/>
+          <w:shd w:val="clear" w:color="auto" w:fill="FFFFFF"/>
+          <w:lang w:val="ru-RU"/>
+        </w:rPr>
+      </w:pPr>
+      <w:r>
+        <w:rPr>
+          <w:rFonts w:ascii="Segoe UI" w:hAnsi="Segoe UI" w:cs="Segoe UI"/>
+          <w:noProof/>
+          <w:color w:val="172B4D"/>
+          <w:spacing w:val="-4"/>
+          <w:sz w:val="18"/>
+          <w:szCs w:val="18"/>
+          <w:shd w:val="clear" w:color="auto" w:fill="FFFFFF"/>
+          <w:lang w:val="ru-RU" w:eastAsia="ru-RU"/>
+        </w:rPr>
+        <w:drawing>
+          <wp:inline distT="0" distB="0" distL="0" distR="0" wp14:anchorId="3A8F569F" wp14:editId="31192806">
+            <wp:extent cx="6152515" cy="245110"/>
+            <wp:effectExtent l="0" t="0" r="635" b="2540"/>
+            <wp:docPr id="20" name="Picture 20"/>
+            <wp:cNvGraphicFramePr>
+              <a:graphicFrameLocks xmlns:a="http://schemas.openxmlformats.org/drawingml/2006/main" noChangeAspect="1"/>
+            </wp:cNvGraphicFramePr>
+            <a:graphic xmlns:a="http://schemas.openxmlformats.org/drawingml/2006/main">
+              <a:graphicData uri="http://schemas.openxmlformats.org/drawingml/2006/picture">
+                <pic:pic xmlns:pic="http://schemas.openxmlformats.org/drawingml/2006/picture">
+                  <pic:nvPicPr>
+                    <pic:cNvPr id="1" name=""/>
+                    <pic:cNvPicPr/>
+                  </pic:nvPicPr>
+                  <pic:blipFill>
+                    <a:blip r:embed="rId19"/>
+                    <a:stretch>
+                      <a:fillRect/>
+                    </a:stretch>
+                  </pic:blipFill>
+                  <pic:spPr>
+                    <a:xfrm>
+                      <a:off x="0" y="0"/>
+                      <a:ext cx="6152515" cy="245110"/>
+                    </a:xfrm>
+                    <a:prstGeom prst="rect">
+                      <a:avLst/>
+                    </a:prstGeom>
+                  </pic:spPr>
+                </pic:pic>
+              </a:graphicData>
+            </a:graphic>
+          </wp:inline>
+        </w:drawing>
+      </w:r>
+    </w:p>
+    <w:p>
+      <w:pPr>
+        <w:rPr>
+          <w:rFonts w:ascii="Segoe UI" w:hAnsi="Segoe UI" w:cs="Segoe UI"/>
+          <w:color w:val="172B4D"/>
+          <w:spacing w:val="-4"/>
+          <w:sz w:val="18"/>
+          <w:szCs w:val="18"/>
+          <w:shd w:val="clear" w:color="auto" w:fill="FFFFFF"/>
+          <w:lang w:val="ru-RU"/>
+        </w:rPr>
+      </w:pPr>
+      <w:r>
+        <w:rPr>
+          <w:rFonts w:ascii="Segoe UI" w:hAnsi="Segoe UI" w:cs="Segoe UI"/>
+          <w:color w:val="172B4D"/>
+          <w:spacing w:val="-4"/>
+          <w:sz w:val="18"/>
+          <w:szCs w:val="18"/>
+          <w:shd w:val="clear" w:color="auto" w:fill="FFFFFF"/>
+          <w:lang w:val="ru-RU"/>
+        </w:rPr>
+        <w:t xml:space="preserve">Общее время обработки Т-1 после обмена: </w:t>
+      </w:r>
+      <w:r>
+        <w:rPr>
+          <w:rFonts w:ascii="Segoe UI" w:hAnsi="Segoe UI" w:cs="Segoe UI"/>
+          <w:color w:val="172B4D"/>
+          <w:spacing w:val="-4"/>
+          <w:sz w:val="18"/>
+          <w:szCs w:val="18"/>
+          <w:shd w:val="clear" w:color="auto" w:fill="FFFFFF"/>
+          <w:lang w:val="ru-RU"/>
+        </w:rPr>
+        <w:t>08:07 по</w:t>
+      </w:r>
+      <w:r>
+        <w:rPr>
+          <w:rFonts w:ascii="Segoe UI" w:hAnsi="Segoe UI" w:cs="Segoe UI"/>
+          <w:color w:val="172B4D"/>
+          <w:spacing w:val="-4"/>
+          <w:sz w:val="18"/>
+          <w:szCs w:val="18"/>
+          <w:shd w:val="clear" w:color="auto" w:fill="FFFFFF"/>
+          <w:lang w:val="ru-RU"/>
+        </w:rPr>
+        <w:t xml:space="preserve"> </w:t>
+      </w:r>
+      <w:r>
+        <w:rPr>
+          <w:rFonts w:ascii="Segoe UI" w:hAnsi="Segoe UI" w:cs="Segoe UI"/>
+          <w:color w:val="172B4D"/>
+          <w:spacing w:val="-4"/>
+          <w:sz w:val="18"/>
+          <w:szCs w:val="18"/>
+          <w:shd w:val="clear" w:color="auto" w:fill="FFFFFF"/>
+          <w:lang w:val="ru-RU"/>
+        </w:rPr>
+        <w:t>08:50 (</w:t>
+      </w:r>
+      <w:r>
+        <w:rPr>
+          <w:rFonts w:ascii="Segoe UI" w:hAnsi="Segoe UI" w:cs="Segoe UI"/>
+          <w:color w:val="172B4D"/>
+          <w:spacing w:val="-4"/>
+          <w:sz w:val="18"/>
+          <w:szCs w:val="18"/>
+          <w:shd w:val="clear" w:color="auto" w:fill="FFFFFF"/>
+          <w:lang w:val="ru-RU"/>
+        </w:rPr>
+        <w:t>43 мин)</w:t>
+      </w:r>
+    </w:p>
+    <w:p>
+      <w:pPr>
+        <w:rPr>
+          <w:rFonts w:ascii="Segoe UI" w:hAnsi="Segoe UI" w:cs="Segoe UI"/>
+          <w:color w:val="172B4D"/>
+          <w:spacing w:val="-4"/>
+          <w:sz w:val="18"/>
+          <w:szCs w:val="18"/>
+          <w:shd w:val="clear" w:color="auto" w:fill="FFFFFF"/>
+          <w:lang w:val="ru-RU"/>
+        </w:rPr>
+      </w:pPr>
+      <w:r>
+        <w:rPr>
+          <w:rFonts w:ascii="Segoe UI" w:hAnsi="Segoe UI" w:cs="Segoe UI"/>
+          <w:noProof/>
+          <w:color w:val="172B4D"/>
+          <w:spacing w:val="-4"/>
+          <w:sz w:val="18"/>
+          <w:szCs w:val="18"/>
+          <w:shd w:val="clear" w:color="auto" w:fill="FFFFFF"/>
+          <w:lang w:val="ru-RU" w:eastAsia="ru-RU"/>
+        </w:rPr>
+        <w:drawing>
+          <wp:inline distT="0" distB="0" distL="0" distR="0" wp14:anchorId="5BBA9DFF" wp14:editId="5C43D678">
+            <wp:extent cx="6152515" cy="1348740"/>
+            <wp:effectExtent l="0" t="0" r="635" b="3810"/>
+            <wp:docPr id="19" name="Picture 19"/>
+            <wp:cNvGraphicFramePr>
+              <a:graphicFrameLocks xmlns:a="http://schemas.openxmlformats.org/drawingml/2006/main" noChangeAspect="1"/>
+            </wp:cNvGraphicFramePr>
+            <a:graphic xmlns:a="http://schemas.openxmlformats.org/drawingml/2006/main">
+              <a:graphicData uri="http://schemas.openxmlformats.org/drawingml/2006/picture">
+                <pic:pic xmlns:pic="http://schemas.openxmlformats.org/drawingml/2006/picture">
+                  <pic:nvPicPr>
+                    <pic:cNvPr id="1" name=""/>
+                    <pic:cNvPicPr/>
+                  </pic:nvPicPr>
+                  <pic:blipFill>
+                    <a:blip r:embed="rId20"/>
+                    <a:stretch>
+                      <a:fillRect/>
+                    </a:stretch>
+                  </pic:blipFill>
+                  <pic:spPr>
+                    <a:xfrm>
+                      <a:off x="0" y="0"/>
+                      <a:ext cx="6152515" cy="1348740"/>
+                    </a:xfrm>
+                    <a:prstGeom prst="rect">
+                      <a:avLst/>
+                    </a:prstGeom>
+                  </pic:spPr>
+                </pic:pic>
+              </a:graphicData>
+            </a:graphic>
+          </wp:inline>
+        </w:drawing>
+      </w:r>
+    </w:p>
+    <w:p>
+      <w:pPr>
+        <w:rPr>
+          <w:rFonts w:ascii="Segoe UI" w:hAnsi="Segoe UI" w:cs="Segoe UI"/>
+          <w:color w:val="172B4D"/>
+          <w:spacing w:val="-4"/>
+          <w:sz w:val="18"/>
+          <w:szCs w:val="18"/>
+          <w:shd w:val="clear" w:color="auto" w:fill="FFFFFF"/>
+          <w:lang w:val="ru-RU"/>
+        </w:rPr>
+      </w:pPr>
+    </w:p>
+    <w:p>
+      <w:pPr>
+        <w:rPr>
+          <w:rFonts w:ascii="Segoe UI" w:hAnsi="Segoe UI" w:cs="Segoe UI"/>
+          <w:color w:val="172B4D"/>
+          <w:spacing w:val="-4"/>
+          <w:sz w:val="18"/>
+          <w:szCs w:val="18"/>
+          <w:shd w:val="clear" w:color="auto" w:fill="FFFFFF"/>
+          <w:lang w:val="ru-RU"/>
+        </w:rPr>
+      </w:pPr>
+    </w:p>
+    <w:p>
+      <w:pPr>
+        <w:rPr>
+          <w:rFonts w:ascii="Segoe UI" w:hAnsi="Segoe UI" w:cs="Segoe UI"/>
+          <w:color w:val="172B4D"/>
+          <w:spacing w:val="-4"/>
+          <w:sz w:val="18"/>
+          <w:szCs w:val="18"/>
+          <w:shd w:val="clear" w:color="auto" w:fill="FFFFFF"/>
+          <w:lang w:val="ru-RU"/>
+        </w:rPr>
+      </w:pPr>
+    </w:p>
+    <w:p>
+      <w:pPr>
+        <w:rPr>
+          <w:rFonts w:ascii="Segoe UI" w:hAnsi="Segoe UI" w:cs="Segoe UI"/>
+          <w:color w:val="172B4D"/>
+          <w:spacing w:val="-4"/>
+          <w:sz w:val="18"/>
+          <w:szCs w:val="18"/>
+          <w:shd w:val="clear" w:color="auto" w:fill="FFFFFF"/>
+          <w:lang w:val="ru-RU"/>
+        </w:rPr>
+      </w:pPr>
+    </w:p>
+    <w:p>
+      <w:pPr>
+        <w:rPr>
+          <w:rFonts w:ascii="Segoe UI" w:hAnsi="Segoe UI" w:cs="Segoe UI"/>
+          <w:color w:val="172B4D"/>
+          <w:spacing w:val="-4"/>
+          <w:sz w:val="18"/>
+          <w:szCs w:val="18"/>
+          <w:shd w:val="clear" w:color="auto" w:fill="FFFFFF"/>
+          <w:lang w:val="ru-RU"/>
+        </w:rPr>
+      </w:pPr>
+    </w:p>
+    <w:p>
+      <w:pPr>
+        <w:rPr>
+          <w:rFonts w:ascii="Segoe UI" w:hAnsi="Segoe UI" w:cs="Segoe UI"/>
+          <w:color w:val="172B4D"/>
+          <w:spacing w:val="-4"/>
+          <w:sz w:val="18"/>
+          <w:szCs w:val="18"/>
+          <w:shd w:val="clear" w:color="auto" w:fill="FFFFFF"/>
+          <w:lang w:val="ru-RU"/>
+        </w:rPr>
+      </w:pPr>
+    </w:p>
+    <w:p>
+      <w:pPr>
+        <w:rPr>
+          <w:rFonts w:ascii="Segoe UI" w:hAnsi="Segoe UI" w:cs="Segoe UI"/>
+          <w:color w:val="172B4D"/>
+          <w:spacing w:val="-4"/>
+          <w:sz w:val="18"/>
+          <w:szCs w:val="18"/>
+          <w:shd w:val="clear" w:color="auto" w:fill="FFFFFF"/>
+          <w:lang w:val="ru-RU"/>
+        </w:rPr>
+      </w:pPr>
+    </w:p>
+    <w:p>
+      <w:pPr>
+        <w:rPr>
+          <w:rFonts w:ascii="Segoe UI" w:hAnsi="Segoe UI" w:cs="Segoe UI"/>
+          <w:color w:val="172B4D"/>
+          <w:spacing w:val="-4"/>
+          <w:sz w:val="18"/>
+          <w:szCs w:val="18"/>
+          <w:shd w:val="clear" w:color="auto" w:fill="FFFFFF"/>
+          <w:lang w:val="ru-RU"/>
+        </w:rPr>
+      </w:pPr>
+    </w:p>
+    <w:p>
+      <w:pPr>
+        <w:rPr>
+          <w:rFonts w:ascii="Segoe UI" w:hAnsi="Segoe UI" w:cs="Segoe UI"/>
+          <w:color w:val="172B4D"/>
+          <w:spacing w:val="-4"/>
+          <w:sz w:val="18"/>
+          <w:szCs w:val="18"/>
+          <w:shd w:val="clear" w:color="auto" w:fill="FFFFFF"/>
+          <w:lang w:val="ru-RU"/>
+        </w:rPr>
+      </w:pPr>
+    </w:p>
+    <w:p>
+      <w:pPr>
+        <w:rPr>
+          <w:rFonts w:ascii="Segoe UI" w:hAnsi="Segoe UI" w:cs="Segoe UI"/>
+          <w:color w:val="172B4D"/>
+          <w:spacing w:val="-4"/>
+          <w:sz w:val="18"/>
+          <w:szCs w:val="18"/>
+          <w:shd w:val="clear" w:color="auto" w:fill="FFFFFF"/>
+          <w:lang w:val="ru-RU"/>
+        </w:rPr>
+      </w:pPr>
+      <w:r>
+        <w:rPr>
+          <w:rFonts w:ascii="Segoe UI" w:hAnsi="Segoe UI" w:cs="Segoe UI"/>
+          <w:color w:val="172B4D"/>
+          <w:spacing w:val="-4"/>
+          <w:sz w:val="18"/>
+          <w:szCs w:val="18"/>
+          <w:highlight w:val="cyan"/>
+          <w:shd w:val="clear" w:color="auto" w:fill="FFFFFF"/>
+          <w:lang w:val="ru-RU"/>
+        </w:rPr>
+        <w:lastRenderedPageBreak/>
+        <w:t>[ДУ] 5.   Исполним их в Т (проведение исполнений) 24.04.2026</w:t>
+      </w:r>
+    </w:p>
+    <w:p>
+      <w:pPr>
+        <w:rPr>
+          <w:rFonts w:ascii="Segoe UI" w:hAnsi="Segoe UI" w:cs="Segoe UI"/>
+          <w:color w:val="172B4D"/>
+          <w:spacing w:val="-4"/>
+          <w:sz w:val="18"/>
+          <w:szCs w:val="18"/>
+          <w:shd w:val="clear" w:color="auto" w:fill="FFFFFF"/>
+          <w:lang w:val="ru-RU"/>
+        </w:rPr>
+      </w:pPr>
+      <w:r>
+        <w:rPr>
+          <w:rFonts w:ascii="Segoe UI" w:hAnsi="Segoe UI" w:cs="Segoe UI"/>
+          <w:noProof/>
+          <w:color w:val="172B4D"/>
+          <w:spacing w:val="-4"/>
+          <w:sz w:val="18"/>
+          <w:szCs w:val="18"/>
+          <w:shd w:val="clear" w:color="auto" w:fill="FFFFFF"/>
+          <w:lang w:val="ru-RU" w:eastAsia="ru-RU"/>
+        </w:rPr>
+        <w:drawing>
+          <wp:inline distT="0" distB="0" distL="0" distR="0" wp14:anchorId="4420ECA1" wp14:editId="286B3769">
+            <wp:extent cx="6152515" cy="1453515"/>
+            <wp:effectExtent l="0" t="0" r="635" b="0"/>
+            <wp:docPr id="11" name="Picture 11"/>
+            <wp:cNvGraphicFramePr>
+              <a:graphicFrameLocks xmlns:a="http://schemas.openxmlformats.org/drawingml/2006/main" noChangeAspect="1"/>
+            </wp:cNvGraphicFramePr>
+            <a:graphic xmlns:a="http://schemas.openxmlformats.org/drawingml/2006/main">
+              <a:graphicData uri="http://schemas.openxmlformats.org/drawingml/2006/picture">
+                <pic:pic xmlns:pic="http://schemas.openxmlformats.org/drawingml/2006/picture">
+                  <pic:nvPicPr>
+                    <pic:cNvPr id="1" name=""/>
+                    <pic:cNvPicPr/>
+                  </pic:nvPicPr>
+                  <pic:blipFill>
+                    <a:blip r:embed="rId21"/>
+                    <a:stretch>
+                      <a:fillRect/>
+                    </a:stretch>
+                  </pic:blipFill>
+                  <pic:spPr>
+                    <a:xfrm>
+                      <a:off x="0" y="0"/>
+                      <a:ext cx="6152515" cy="1453515"/>
+                    </a:xfrm>
+                    <a:prstGeom prst="rect">
+                      <a:avLst/>
+                    </a:prstGeom>
+                  </pic:spPr>
+                </pic:pic>
+              </a:graphicData>
+            </a:graphic>
+          </wp:inline>
+        </w:drawing>
+      </w:r>
+    </w:p>
+    <w:p>
+      <w:pPr>
+        <w:rPr>
+          <w:rFonts w:ascii="Segoe UI" w:hAnsi="Segoe UI" w:cs="Segoe UI"/>
+          <w:color w:val="172B4D"/>
+          <w:spacing w:val="-4"/>
+          <w:sz w:val="18"/>
+          <w:szCs w:val="18"/>
+          <w:shd w:val="clear" w:color="auto" w:fill="FFFFFF"/>
+          <w:lang w:val="ru-RU"/>
+        </w:rPr>
+      </w:pPr>
+      <w:r>
+        <w:rPr>
+          <w:rFonts w:ascii="Segoe UI" w:hAnsi="Segoe UI" w:cs="Segoe UI"/>
+          <w:noProof/>
+          <w:color w:val="172B4D"/>
+          <w:spacing w:val="-4"/>
+          <w:sz w:val="18"/>
+          <w:szCs w:val="18"/>
+          <w:shd w:val="clear" w:color="auto" w:fill="FFFFFF"/>
+          <w:lang w:val="ru-RU" w:eastAsia="ru-RU"/>
+        </w:rPr>
+        <w:drawing>
+          <wp:inline distT="0" distB="0" distL="0" distR="0" wp14:anchorId="655BAE1D" wp14:editId="3EBE3615">
+            <wp:extent cx="6152515" cy="1703070"/>
+            <wp:effectExtent l="0" t="0" r="635" b="0"/>
+            <wp:docPr id="15" name="Picture 15"/>
+            <wp:cNvGraphicFramePr>
+              <a:graphicFrameLocks xmlns:a="http://schemas.openxmlformats.org/drawingml/2006/main" noChangeAspect="1"/>
+            </wp:cNvGraphicFramePr>
+            <a:graphic xmlns:a="http://schemas.openxmlformats.org/drawingml/2006/main">
+              <a:graphicData uri="http://schemas.openxmlformats.org/drawingml/2006/picture">
+                <pic:pic xmlns:pic="http://schemas.openxmlformats.org/drawingml/2006/picture">
+                  <pic:nvPicPr>
+                    <pic:cNvPr id="1" name=""/>
+                    <pic:cNvPicPr/>
+                  </pic:nvPicPr>
+                  <pic:blipFill>
+                    <a:blip r:embed="rId22"/>
+                    <a:stretch>
+                      <a:fillRect/>
+                    </a:stretch>
+                  </pic:blipFill>
+                  <pic:spPr>
+                    <a:xfrm>
+                      <a:off x="0" y="0"/>
+                      <a:ext cx="6152515" cy="1703070"/>
+                    </a:xfrm>
+                    <a:prstGeom prst="rect">
+                      <a:avLst/>
+                    </a:prstGeom>
+                  </pic:spPr>
+                </pic:pic>
+              </a:graphicData>
+            </a:graphic>
+          </wp:inline>
+        </w:drawing>
+      </w:r>
+    </w:p>
+    <w:p>
+      <w:pPr>
+        <w:rPr>
+          <w:rFonts w:ascii="Segoe UI" w:hAnsi="Segoe UI" w:cs="Segoe UI"/>
+          <w:color w:val="172B4D"/>
+          <w:spacing w:val="-4"/>
+          <w:sz w:val="18"/>
+          <w:szCs w:val="18"/>
+          <w:shd w:val="clear" w:color="auto" w:fill="FFFFFF"/>
+          <w:lang w:val="ru-RU"/>
+        </w:rPr>
+      </w:pPr>
+      <w:r>
+        <w:rPr>
+          <w:rFonts w:ascii="Segoe UI" w:hAnsi="Segoe UI" w:cs="Segoe UI"/>
+          <w:noProof/>
+          <w:color w:val="172B4D"/>
+          <w:spacing w:val="-4"/>
+          <w:sz w:val="18"/>
+          <w:szCs w:val="18"/>
+          <w:shd w:val="clear" w:color="auto" w:fill="FFFFFF"/>
+          <w:lang w:val="ru-RU" w:eastAsia="ru-RU"/>
+        </w:rPr>
+        <w:drawing>
+          <wp:inline distT="0" distB="0" distL="0" distR="0" wp14:anchorId="698C640C" wp14:editId="15EBB99D">
+            <wp:extent cx="6152515" cy="1110615"/>
+            <wp:effectExtent l="0" t="0" r="635" b="0"/>
+            <wp:docPr id="16" name="Picture 16"/>
+            <wp:cNvGraphicFramePr>
+              <a:graphicFrameLocks xmlns:a="http://schemas.openxmlformats.org/drawingml/2006/main" noChangeAspect="1"/>
+            </wp:cNvGraphicFramePr>
+            <a:graphic xmlns:a="http://schemas.openxmlformats.org/drawingml/2006/main">
+              <a:graphicData uri="http://schemas.openxmlformats.org/drawingml/2006/picture">
+                <pic:pic xmlns:pic="http://schemas.openxmlformats.org/drawingml/2006/picture">
+                  <pic:nvPicPr>
+                    <pic:cNvPr id="1" name=""/>
+                    <pic:cNvPicPr/>
+                  </pic:nvPicPr>
+                  <pic:blipFill>
+                    <a:blip r:embed="rId23"/>
+                    <a:stretch>
+                      <a:fillRect/>
+                    </a:stretch>
+                  </pic:blipFill>
+                  <pic:spPr>
+                    <a:xfrm>
+                      <a:off x="0" y="0"/>
+                      <a:ext cx="6152515" cy="1110615"/>
+                    </a:xfrm>
+                    <a:prstGeom prst="rect">
+                      <a:avLst/>
+                    </a:prstGeom>
+                  </pic:spPr>
+                </pic:pic>
+              </a:graphicData>
+            </a:graphic>
+          </wp:inline>
+        </w:drawing>
+      </w:r>
+    </w:p>
+    <w:p>
+      <w:pPr>
+        <w:rPr>
+          <w:rFonts w:ascii="Segoe UI" w:hAnsi="Segoe UI" w:cs="Segoe UI"/>
+          <w:color w:val="172B4D"/>
+          <w:spacing w:val="-4"/>
+          <w:sz w:val="18"/>
+          <w:szCs w:val="18"/>
+          <w:shd w:val="clear" w:color="auto" w:fill="FFFFFF"/>
+          <w:lang w:val="ru-RU"/>
+        </w:rPr>
+      </w:pPr>
+      <w:r>
+        <w:rPr>
+          <w:rFonts w:ascii="Segoe UI" w:hAnsi="Segoe UI" w:cs="Segoe UI"/>
+          <w:color w:val="172B4D"/>
+          <w:spacing w:val="-4"/>
+          <w:sz w:val="18"/>
+          <w:szCs w:val="18"/>
+          <w:shd w:val="clear" w:color="auto" w:fill="FFFFFF"/>
+          <w:lang w:val="ru-RU"/>
+        </w:rPr>
+        <w:t>Начало 8:06 Окончание 8:34</w:t>
+      </w:r>
+    </w:p>
+    <w:p>
+      <w:pPr>
+        <w:rPr>
+          <w:rFonts w:ascii="Segoe UI" w:hAnsi="Segoe UI" w:cs="Segoe UI"/>
+          <w:color w:val="172B4D"/>
+          <w:spacing w:val="-4"/>
+          <w:sz w:val="18"/>
+          <w:szCs w:val="18"/>
+          <w:shd w:val="clear" w:color="auto" w:fill="FFFFFF"/>
+          <w:lang w:val="ru-RU"/>
+        </w:rPr>
+      </w:pPr>
+      <w:r>
+        <w:rPr>
+          <w:rFonts w:ascii="Segoe UI" w:hAnsi="Segoe UI" w:cs="Segoe UI"/>
+          <w:color w:val="172B4D"/>
+          <w:spacing w:val="-4"/>
+          <w:sz w:val="18"/>
+          <w:szCs w:val="18"/>
+          <w:highlight w:val="cyan"/>
+          <w:shd w:val="clear" w:color="auto" w:fill="FFFFFF"/>
+          <w:lang w:val="ru-RU"/>
+        </w:rPr>
+        <w:t xml:space="preserve">[ДУ - ФИН] 6.   Выполним Обмен ДУ </w:t>
+      </w:r>
+      <w:proofErr w:type="gramStart"/>
+      <w:r>
+        <w:rPr>
+          <w:rFonts w:ascii="Segoe UI" w:hAnsi="Segoe UI" w:cs="Segoe UI"/>
+          <w:color w:val="172B4D"/>
+          <w:spacing w:val="-4"/>
+          <w:sz w:val="18"/>
+          <w:szCs w:val="18"/>
+          <w:highlight w:val="cyan"/>
+          <w:shd w:val="clear" w:color="auto" w:fill="FFFFFF"/>
+          <w:lang w:val="ru-RU"/>
+        </w:rPr>
+        <w:t>- &gt;</w:t>
+      </w:r>
+      <w:proofErr w:type="gramEnd"/>
+      <w:r>
+        <w:rPr>
+          <w:rFonts w:ascii="Segoe UI" w:hAnsi="Segoe UI" w:cs="Segoe UI"/>
+          <w:color w:val="172B4D"/>
+          <w:spacing w:val="-4"/>
+          <w:sz w:val="18"/>
+          <w:szCs w:val="18"/>
+          <w:highlight w:val="cyan"/>
+          <w:shd w:val="clear" w:color="auto" w:fill="FFFFFF"/>
+          <w:lang w:val="ru-RU"/>
+        </w:rPr>
+        <w:t xml:space="preserve"> ФИН</w:t>
+      </w:r>
+    </w:p>
+    <w:p>
+      <w:pPr>
+        <w:rPr>
+          <w:rFonts w:ascii="Segoe UI" w:hAnsi="Segoe UI" w:cs="Segoe UI"/>
+          <w:color w:val="172B4D"/>
+          <w:spacing w:val="-4"/>
+          <w:sz w:val="18"/>
+          <w:szCs w:val="18"/>
+          <w:shd w:val="clear" w:color="auto" w:fill="FFFFFF"/>
+          <w:lang w:val="ru-RU"/>
+        </w:rPr>
+      </w:pPr>
+      <w:r>
+        <w:rPr>
+          <w:rFonts w:ascii="Segoe UI" w:hAnsi="Segoe UI" w:cs="Segoe UI"/>
+          <w:noProof/>
+          <w:color w:val="172B4D"/>
+          <w:spacing w:val="-4"/>
+          <w:sz w:val="18"/>
+          <w:szCs w:val="18"/>
+          <w:shd w:val="clear" w:color="auto" w:fill="FFFFFF"/>
+          <w:lang w:val="ru-RU" w:eastAsia="ru-RU"/>
+        </w:rPr>
+        <w:drawing>
+          <wp:inline distT="0" distB="0" distL="0" distR="0" wp14:anchorId="2A5B1DB8" wp14:editId="28D389B2">
+            <wp:extent cx="6152515" cy="1232535"/>
+            <wp:effectExtent l="0" t="0" r="635" b="5715"/>
+            <wp:docPr id="17" name="Picture 17"/>
+            <wp:cNvGraphicFramePr>
+              <a:graphicFrameLocks xmlns:a="http://schemas.openxmlformats.org/drawingml/2006/main" noChangeAspect="1"/>
+            </wp:cNvGraphicFramePr>
+            <a:graphic xmlns:a="http://schemas.openxmlformats.org/drawingml/2006/main">
+              <a:graphicData uri="http://schemas.openxmlformats.org/drawingml/2006/picture">
+                <pic:pic xmlns:pic="http://schemas.openxmlformats.org/drawingml/2006/picture">
+                  <pic:nvPicPr>
+                    <pic:cNvPr id="1" name=""/>
+                    <pic:cNvPicPr/>
+                  </pic:nvPicPr>
+                  <pic:blipFill>
+                    <a:blip r:embed="rId24"/>
+                    <a:stretch>
+                      <a:fillRect/>
+                    </a:stretch>
+                  </pic:blipFill>
+                  <pic:spPr>
+                    <a:xfrm>
+                      <a:off x="0" y="0"/>
+                      <a:ext cx="6152515" cy="1232535"/>
+                    </a:xfrm>
+                    <a:prstGeom prst="rect">
+                      <a:avLst/>
+                    </a:prstGeom>
+                  </pic:spPr>
+                </pic:pic>
+              </a:graphicData>
+            </a:graphic>
+          </wp:inline>
+        </w:drawing>
+      </w:r>
+    </w:p>
+    <w:p>
+      <w:pPr>
+        <w:rPr>
+          <w:rFonts w:ascii="Segoe UI" w:hAnsi="Segoe UI" w:cs="Segoe UI"/>
+          <w:color w:val="172B4D"/>
+          <w:spacing w:val="-4"/>
+          <w:sz w:val="18"/>
+          <w:szCs w:val="18"/>
+          <w:shd w:val="clear" w:color="auto" w:fill="FFFFFF"/>
+          <w:lang w:val="ru-RU"/>
+        </w:rPr>
+      </w:pPr>
+      <w:r>
+        <w:rPr>
+          <w:rFonts w:ascii="Segoe UI" w:hAnsi="Segoe UI" w:cs="Segoe UI"/>
+          <w:noProof/>
+          <w:color w:val="172B4D"/>
+          <w:spacing w:val="-4"/>
+          <w:sz w:val="18"/>
+          <w:szCs w:val="18"/>
+          <w:shd w:val="clear" w:color="auto" w:fill="FFFFFF"/>
+          <w:lang w:val="ru-RU" w:eastAsia="ru-RU"/>
+        </w:rPr>
+        <w:drawing>
+          <wp:inline distT="0" distB="0" distL="0" distR="0" wp14:anchorId="46AB1ECD" wp14:editId="20409EDC">
+            <wp:extent cx="6152515" cy="1218565"/>
+            <wp:effectExtent l="0" t="0" r="635" b="635"/>
+            <wp:docPr id="21" name="Picture 21"/>
+            <wp:cNvGraphicFramePr>
+              <a:graphicFrameLocks xmlns:a="http://schemas.openxmlformats.org/drawingml/2006/main" noChangeAspect="1"/>
+            </wp:cNvGraphicFramePr>
+            <a:graphic xmlns:a="http://schemas.openxmlformats.org/drawingml/2006/main">
+              <a:graphicData uri="http://schemas.openxmlformats.org/drawingml/2006/picture">
+                <pic:pic xmlns:pic="http://schemas.openxmlformats.org/drawingml/2006/picture">
+                  <pic:nvPicPr>
+                    <pic:cNvPr id="1" name=""/>
+                    <pic:cNvPicPr/>
+                  </pic:nvPicPr>
+                  <pic:blipFill>
+                    <a:blip r:embed="rId25"/>
+                    <a:stretch>
+                      <a:fillRect/>
+                    </a:stretch>
+                  </pic:blipFill>
+                  <pic:spPr>
+                    <a:xfrm>
+                      <a:off x="0" y="0"/>
+                      <a:ext cx="6152515" cy="1218565"/>
+                    </a:xfrm>
+                    <a:prstGeom prst="rect">
+                      <a:avLst/>
+                    </a:prstGeom>
+                  </pic:spPr>
+                </pic:pic>
+              </a:graphicData>
+            </a:graphic>
+          </wp:inline>
+        </w:drawing>
+      </w:r>
+    </w:p>
+    <w:p>
+      <w:pPr>
+        <w:rPr>
+          <w:rFonts w:ascii="Segoe UI" w:hAnsi="Segoe UI" w:cs="Segoe UI"/>
+          <w:color w:val="172B4D"/>
+          <w:spacing w:val="-4"/>
+          <w:sz w:val="18"/>
+          <w:szCs w:val="18"/>
+          <w:shd w:val="clear" w:color="auto" w:fill="FFFFFF"/>
+          <w:lang w:val="ru-RU"/>
+        </w:rPr>
+      </w:pPr>
+      <w:r>
+        <w:rPr>
+          <w:rFonts w:ascii="Segoe UI" w:hAnsi="Segoe UI" w:cs="Segoe UI"/>
+          <w:noProof/>
+          <w:color w:val="172B4D"/>
+          <w:spacing w:val="-4"/>
+          <w:sz w:val="18"/>
+          <w:szCs w:val="18"/>
+          <w:shd w:val="clear" w:color="auto" w:fill="FFFFFF"/>
+          <w:lang w:val="ru-RU" w:eastAsia="ru-RU"/>
+        </w:rPr>
+        <w:lastRenderedPageBreak/>
+        <w:drawing>
+          <wp:inline distT="0" distB="0" distL="0" distR="0" wp14:anchorId="5D37397B" wp14:editId="5AB0ACE8">
+            <wp:extent cx="6152515" cy="1355090"/>
+            <wp:effectExtent l="0" t="0" r="635" b="0"/>
+            <wp:docPr id="23" name="Picture 23"/>
+            <wp:cNvGraphicFramePr>
+              <a:graphicFrameLocks xmlns:a="http://schemas.openxmlformats.org/drawingml/2006/main" noChangeAspect="1"/>
+            </wp:cNvGraphicFramePr>
+            <a:graphic xmlns:a="http://schemas.openxmlformats.org/drawingml/2006/main">
+              <a:graphicData uri="http://schemas.openxmlformats.org/drawingml/2006/picture">
+                <pic:pic xmlns:pic="http://schemas.openxmlformats.org/drawingml/2006/picture">
+                  <pic:nvPicPr>
+                    <pic:cNvPr id="1" name=""/>
+                    <pic:cNvPicPr/>
+                  </pic:nvPicPr>
+                  <pic:blipFill>
+                    <a:blip r:embed="rId26"/>
+                    <a:stretch>
+                      <a:fillRect/>
+                    </a:stretch>
+                  </pic:blipFill>
+                  <pic:spPr>
+                    <a:xfrm>
+                      <a:off x="0" y="0"/>
+                      <a:ext cx="6152515" cy="1355090"/>
+                    </a:xfrm>
+                    <a:prstGeom prst="rect">
+                      <a:avLst/>
+                    </a:prstGeom>
+                  </pic:spPr>
+                </pic:pic>
+              </a:graphicData>
+            </a:graphic>
+          </wp:inline>
+        </w:drawing>
+      </w:r>
+    </w:p>
+    <w:p>
+      <w:pPr>
+        <w:rPr>
+          <w:rFonts w:ascii="Segoe UI" w:hAnsi="Segoe UI" w:cs="Segoe UI"/>
+          <w:color w:val="172B4D"/>
+          <w:spacing w:val="-4"/>
+          <w:sz w:val="18"/>
+          <w:szCs w:val="18"/>
+          <w:shd w:val="clear" w:color="auto" w:fill="FFFFFF"/>
+          <w:lang w:val="ru-RU"/>
+        </w:rPr>
+      </w:pPr>
+      <w:r>
+        <w:rPr>
+          <w:rFonts w:ascii="Segoe UI" w:hAnsi="Segoe UI" w:cs="Segoe UI"/>
+          <w:noProof/>
+          <w:color w:val="172B4D"/>
+          <w:spacing w:val="-4"/>
+          <w:sz w:val="18"/>
+          <w:szCs w:val="18"/>
+          <w:shd w:val="clear" w:color="auto" w:fill="FFFFFF"/>
+          <w:lang w:val="ru-RU" w:eastAsia="ru-RU"/>
+        </w:rPr>
+        <w:drawing>
+          <wp:inline distT="0" distB="0" distL="0" distR="0" wp14:anchorId="308D0FDC" wp14:editId="48F1F863">
+            <wp:extent cx="6152515" cy="920750"/>
+            <wp:effectExtent l="0" t="0" r="635" b="0"/>
+            <wp:docPr id="22" name="Picture 22"/>
+            <wp:cNvGraphicFramePr>
+              <a:graphicFrameLocks xmlns:a="http://schemas.openxmlformats.org/drawingml/2006/main" noChangeAspect="1"/>
+            </wp:cNvGraphicFramePr>
+            <a:graphic xmlns:a="http://schemas.openxmlformats.org/drawingml/2006/main">
+              <a:graphicData uri="http://schemas.openxmlformats.org/drawingml/2006/picture">
+                <pic:pic xmlns:pic="http://schemas.openxmlformats.org/drawingml/2006/picture">
+                  <pic:nvPicPr>
+                    <pic:cNvPr id="1" name=""/>
+                    <pic:cNvPicPr/>
+                  </pic:nvPicPr>
+                  <pic:blipFill>
+                    <a:blip r:embed="rId27"/>
+                    <a:stretch>
+                      <a:fillRect/>
+                    </a:stretch>
+                  </pic:blipFill>
+                  <pic:spPr>
+                    <a:xfrm>
+                      <a:off x="0" y="0"/>
+                      <a:ext cx="6152515" cy="920750"/>
+                    </a:xfrm>
+                    <a:prstGeom prst="rect">
+                      <a:avLst/>
+                    </a:prstGeom>
+                  </pic:spPr>
+                </pic:pic>
+              </a:graphicData>
+            </a:graphic>
+          </wp:inline>
+        </w:drawing>
+      </w:r>
+    </w:p>
+    <w:p>
+      <w:pPr>
+        <w:rPr>
+          <w:rFonts w:ascii="Segoe UI" w:hAnsi="Segoe UI" w:cs="Segoe UI"/>
+          <w:color w:val="172B4D"/>
+          <w:spacing w:val="-4"/>
+          <w:sz w:val="18"/>
+          <w:szCs w:val="18"/>
+          <w:shd w:val="clear" w:color="auto" w:fill="FFFFFF"/>
+          <w:lang w:val="ru-RU"/>
+        </w:rPr>
+      </w:pPr>
+      <w:r>
+        <w:rPr>
+          <w:rFonts w:ascii="Segoe UI" w:hAnsi="Segoe UI" w:cs="Segoe UI"/>
+          <w:noProof/>
+          <w:color w:val="172B4D"/>
+          <w:spacing w:val="-4"/>
+          <w:sz w:val="18"/>
+          <w:szCs w:val="18"/>
+          <w:shd w:val="clear" w:color="auto" w:fill="FFFFFF"/>
+          <w:lang w:val="ru-RU" w:eastAsia="ru-RU"/>
+        </w:rPr>
+        <w:drawing>
+          <wp:inline distT="0" distB="0" distL="0" distR="0" wp14:anchorId="41CFA0C9" wp14:editId="4EBCC395">
+            <wp:extent cx="6152515" cy="804545"/>
+            <wp:effectExtent l="0" t="0" r="635" b="0"/>
+            <wp:docPr id="24" name="Picture 24"/>
+            <wp:cNvGraphicFramePr>
+              <a:graphicFrameLocks xmlns:a="http://schemas.openxmlformats.org/drawingml/2006/main" noChangeAspect="1"/>
+            </wp:cNvGraphicFramePr>
+            <a:graphic xmlns:a="http://schemas.openxmlformats.org/drawingml/2006/main">
+              <a:graphicData uri="http://schemas.openxmlformats.org/drawingml/2006/picture">
+                <pic:pic xmlns:pic="http://schemas.openxmlformats.org/drawingml/2006/picture">
+                  <pic:nvPicPr>
+                    <pic:cNvPr id="1" name=""/>
+                    <pic:cNvPicPr/>
+                  </pic:nvPicPr>
+                  <pic:blipFill>
+                    <a:blip r:embed="rId28"/>
+                    <a:stretch>
+                      <a:fillRect/>
+                    </a:stretch>
+                  </pic:blipFill>
+                  <pic:spPr>
+                    <a:xfrm>
+                      <a:off x="0" y="0"/>
+                      <a:ext cx="6152515" cy="804545"/>
+                    </a:xfrm>
+                    <a:prstGeom prst="rect">
+                      <a:avLst/>
+                    </a:prstGeom>
+                  </pic:spPr>
+                </pic:pic>
+              </a:graphicData>
+            </a:graphic>
+          </wp:inline>
+        </w:drawing>
+      </w:r>
+    </w:p>
+    <w:p>
+      <w:pPr>
+        <w:rPr>
+          <w:rFonts w:ascii="Segoe UI" w:hAnsi="Segoe UI" w:cs="Segoe UI"/>
+          <w:color w:val="172B4D"/>
+          <w:spacing w:val="-4"/>
+          <w:sz w:val="18"/>
+          <w:szCs w:val="18"/>
+          <w:shd w:val="clear" w:color="auto" w:fill="FFFFFF"/>
+        </w:rPr>
+      </w:pPr>
+      <w:r>
+        <w:rPr>
+          <w:rFonts w:ascii="Segoe UI" w:hAnsi="Segoe UI" w:cs="Segoe UI"/>
+          <w:noProof/>
+          <w:color w:val="172B4D"/>
+          <w:spacing w:val="-4"/>
+          <w:sz w:val="18"/>
+          <w:szCs w:val="18"/>
+          <w:shd w:val="clear" w:color="auto" w:fill="FFFFFF"/>
+          <w:lang w:val="ru-RU" w:eastAsia="ru-RU"/>
+        </w:rPr>
+        <w:drawing>
+          <wp:inline distT="0" distB="0" distL="0" distR="0" wp14:anchorId="30FE647C" wp14:editId="0781B57C">
+            <wp:extent cx="6152515" cy="573405"/>
+            <wp:effectExtent l="0" t="0" r="635" b="0"/>
+            <wp:docPr id="26" name="Picture 26"/>
+            <wp:cNvGraphicFramePr>
+              <a:graphicFrameLocks xmlns:a="http://schemas.openxmlformats.org/drawingml/2006/main" noChangeAspect="1"/>
+            </wp:cNvGraphicFramePr>
+            <a:graphic xmlns:a="http://schemas.openxmlformats.org/drawingml/2006/main">
+              <a:graphicData uri="http://schemas.openxmlformats.org/drawingml/2006/picture">
+                <pic:pic xmlns:pic="http://schemas.openxmlformats.org/drawingml/2006/picture">
+                  <pic:nvPicPr>
+                    <pic:cNvPr id="1" name=""/>
+                    <pic:cNvPicPr/>
+                  </pic:nvPicPr>
+                  <pic:blipFill>
+                    <a:blip r:embed="rId29"/>
+                    <a:stretch>
+                      <a:fillRect/>
+                    </a:stretch>
+                  </pic:blipFill>
+                  <pic:spPr>
+                    <a:xfrm>
+                      <a:off x="0" y="0"/>
+                      <a:ext cx="6152515" cy="573405"/>
+                    </a:xfrm>
+                    <a:prstGeom prst="rect">
+                      <a:avLst/>
+                    </a:prstGeom>
+                  </pic:spPr>
+                </pic:pic>
+              </a:graphicData>
+            </a:graphic>
+          </wp:inline>
+        </w:drawing>
+      </w:r>
+    </w:p>
+    <w:p>
+      <w:pPr>
+        <w:rPr>
+          <w:rFonts w:ascii="Segoe UI" w:hAnsi="Segoe UI" w:cs="Segoe UI"/>
+          <w:color w:val="172B4D"/>
+          <w:spacing w:val="-4"/>
+          <w:sz w:val="18"/>
+          <w:szCs w:val="18"/>
+          <w:shd w:val="clear" w:color="auto" w:fill="FFFFFF"/>
+          <w:lang w:val="ru-RU"/>
+        </w:rPr>
+      </w:pPr>
+      <w:r>
+        <w:rPr>
+          <w:rFonts w:ascii="Segoe UI" w:hAnsi="Segoe UI" w:cs="Segoe UI"/>
+          <w:color w:val="172B4D"/>
+          <w:spacing w:val="-4"/>
+          <w:sz w:val="18"/>
+          <w:szCs w:val="18"/>
+          <w:shd w:val="clear" w:color="auto" w:fill="FFFFFF"/>
+          <w:lang w:val="ru-RU"/>
+        </w:rPr>
+        <w:t xml:space="preserve">Начало </w:t>
+      </w:r>
+      <w:proofErr w:type="gramStart"/>
+      <w:r>
+        <w:rPr>
+          <w:rFonts w:ascii="Segoe UI" w:hAnsi="Segoe UI" w:cs="Segoe UI"/>
+          <w:color w:val="172B4D"/>
+          <w:spacing w:val="-4"/>
+          <w:sz w:val="18"/>
+          <w:szCs w:val="18"/>
+          <w:shd w:val="clear" w:color="auto" w:fill="FFFFFF"/>
+          <w:lang w:val="ru-RU"/>
+        </w:rPr>
+        <w:t>8:56  -</w:t>
+      </w:r>
+      <w:proofErr w:type="gramEnd"/>
+      <w:r>
+        <w:rPr>
+          <w:rFonts w:ascii="Segoe UI" w:hAnsi="Segoe UI" w:cs="Segoe UI"/>
+          <w:color w:val="172B4D"/>
+          <w:spacing w:val="-4"/>
+          <w:sz w:val="18"/>
+          <w:szCs w:val="18"/>
+          <w:shd w:val="clear" w:color="auto" w:fill="FFFFFF"/>
+          <w:lang w:val="ru-RU"/>
+        </w:rPr>
+        <w:t xml:space="preserve">  Окончание 10:</w:t>
+      </w:r>
+      <w:r>
+        <w:rPr>
+          <w:rFonts w:ascii="Segoe UI" w:hAnsi="Segoe UI" w:cs="Segoe UI"/>
+          <w:color w:val="172B4D"/>
+          <w:spacing w:val="-4"/>
+          <w:sz w:val="18"/>
+          <w:szCs w:val="18"/>
+          <w:shd w:val="clear" w:color="auto" w:fill="FFFFFF"/>
+          <w:lang w:val="ru-RU"/>
+        </w:rPr>
+        <w:t xml:space="preserve">09  </w:t>
+      </w:r>
+    </w:p>
+    <w:p>
+      <w:pPr>
+        <w:rPr>
+          <w:rFonts w:ascii="Segoe UI" w:hAnsi="Segoe UI" w:cs="Segoe UI"/>
+          <w:color w:val="172B4D"/>
+          <w:spacing w:val="-4"/>
+          <w:sz w:val="18"/>
+          <w:szCs w:val="18"/>
+          <w:shd w:val="clear" w:color="auto" w:fill="FFFFFF"/>
+          <w:lang w:val="ru-RU"/>
+        </w:rPr>
+      </w:pPr>
+    </w:p>
+    <w:p>
+      <w:pPr>
+        <w:rPr>
+          <w:rFonts w:ascii="Segoe UI" w:hAnsi="Segoe UI" w:cs="Segoe UI"/>
+          <w:color w:val="172B4D"/>
+          <w:spacing w:val="-4"/>
+          <w:sz w:val="18"/>
+          <w:szCs w:val="18"/>
+          <w:shd w:val="clear" w:color="auto" w:fill="FFFFFF"/>
+          <w:lang w:val="ru-RU"/>
+        </w:rPr>
+      </w:pPr>
+      <w:r>
+        <w:rPr>
+          <w:rFonts w:ascii="Segoe UI" w:hAnsi="Segoe UI" w:cs="Segoe UI"/>
+          <w:color w:val="172B4D"/>
+          <w:spacing w:val="-4"/>
+          <w:sz w:val="18"/>
+          <w:szCs w:val="18"/>
+          <w:highlight w:val="green"/>
+          <w:shd w:val="clear" w:color="auto" w:fill="FFFFFF"/>
+          <w:lang w:val="ru-RU"/>
+        </w:rPr>
+        <w:t>[ФИН] 7.   Исполним их в Т (проведение исполнений) 23.04.2026</w:t>
+      </w:r>
+    </w:p>
+    <w:p>
+      <w:pPr>
+        <w:rPr>
+          <w:rFonts w:ascii="Segoe UI" w:hAnsi="Segoe UI" w:cs="Segoe UI"/>
+          <w:color w:val="172B4D"/>
+          <w:spacing w:val="-4"/>
+          <w:sz w:val="18"/>
+          <w:szCs w:val="18"/>
+          <w:shd w:val="clear" w:color="auto" w:fill="FFFFFF"/>
+          <w:lang w:val="ru-RU"/>
+        </w:rPr>
+      </w:pPr>
+      <w:r>
+        <w:rPr>
+          <w:rFonts w:ascii="Segoe UI" w:hAnsi="Segoe UI" w:cs="Segoe UI"/>
+          <w:noProof/>
+          <w:color w:val="172B4D"/>
+          <w:spacing w:val="-4"/>
+          <w:sz w:val="18"/>
+          <w:szCs w:val="18"/>
+          <w:shd w:val="clear" w:color="auto" w:fill="FFFFFF"/>
+          <w:lang w:val="ru-RU" w:eastAsia="ru-RU"/>
+        </w:rPr>
+        <w:drawing>
+          <wp:inline distT="0" distB="0" distL="0" distR="0" wp14:anchorId="4A12D1B4" wp14:editId="5F9C69DB">
+            <wp:extent cx="6152515" cy="1064260"/>
+            <wp:effectExtent l="0" t="0" r="635" b="2540"/>
+            <wp:docPr id="25" name="Picture 25"/>
+            <wp:cNvGraphicFramePr>
+              <a:graphicFrameLocks xmlns:a="http://schemas.openxmlformats.org/drawingml/2006/main" noChangeAspect="1"/>
+            </wp:cNvGraphicFramePr>
+            <a:graphic xmlns:a="http://schemas.openxmlformats.org/drawingml/2006/main">
+              <a:graphicData uri="http://schemas.openxmlformats.org/drawingml/2006/picture">
+                <pic:pic xmlns:pic="http://schemas.openxmlformats.org/drawingml/2006/picture">
+                  <pic:nvPicPr>
+                    <pic:cNvPr id="1" name=""/>
+                    <pic:cNvPicPr/>
+                  </pic:nvPicPr>
+                  <pic:blipFill>
+                    <a:blip r:embed="rId30"/>
+                    <a:stretch>
+                      <a:fillRect/>
+                    </a:stretch>
+                  </pic:blipFill>
+                  <pic:spPr>
+                    <a:xfrm>
+                      <a:off x="0" y="0"/>
+                      <a:ext cx="6152515" cy="1064260"/>
+                    </a:xfrm>
+                    <a:prstGeom prst="rect">
+                      <a:avLst/>
+                    </a:prstGeom>
+                  </pic:spPr>
+                </pic:pic>
+              </a:graphicData>
+            </a:graphic>
+          </wp:inline>
+        </w:drawing>
+      </w:r>
+    </w:p>
+    <w:p>
+      <w:pPr>
+        <w:rPr>
+          <w:rFonts w:ascii="Segoe UI" w:hAnsi="Segoe UI" w:cs="Segoe UI"/>
+          <w:color w:val="172B4D"/>
+          <w:spacing w:val="-4"/>
+          <w:sz w:val="18"/>
+          <w:szCs w:val="18"/>
+          <w:shd w:val="clear" w:color="auto" w:fill="FFFFFF"/>
+          <w:lang w:val="ru-RU"/>
+        </w:rPr>
+      </w:pPr>
+      <w:r>
+        <w:rPr>
+          <w:rFonts w:ascii="Segoe UI" w:hAnsi="Segoe UI" w:cs="Segoe UI"/>
+          <w:color w:val="172B4D"/>
+          <w:spacing w:val="-4"/>
+          <w:sz w:val="18"/>
+          <w:szCs w:val="18"/>
+          <w:shd w:val="clear" w:color="auto" w:fill="FFFFFF"/>
+          <w:lang w:val="ru-RU"/>
+        </w:rPr>
+        <w:t>Проведение перерегистраций (Сделок)</w:t>
+      </w:r>
+    </w:p>
+    <w:p>
+      <w:pPr>
+        <w:rPr>
+          <w:rFonts w:ascii="Segoe UI" w:hAnsi="Segoe UI" w:cs="Segoe UI"/>
+          <w:color w:val="172B4D"/>
+          <w:spacing w:val="-4"/>
+          <w:sz w:val="18"/>
+          <w:szCs w:val="18"/>
+          <w:shd w:val="clear" w:color="auto" w:fill="FFFFFF"/>
+          <w:lang w:val="ru-RU"/>
+        </w:rPr>
+      </w:pPr>
+      <w:r>
+        <w:rPr>
+          <w:rFonts w:ascii="Segoe UI" w:hAnsi="Segoe UI" w:cs="Segoe UI"/>
+          <w:color w:val="172B4D"/>
+          <w:spacing w:val="-4"/>
+          <w:sz w:val="18"/>
+          <w:szCs w:val="18"/>
+          <w:shd w:val="clear" w:color="auto" w:fill="FFFFFF"/>
+          <w:lang w:val="ru-RU"/>
+        </w:rPr>
+        <w:t>С 10:17 по 10:41  (24 минуты)</w:t>
+      </w:r>
+    </w:p>
+    <w:p>
+      <w:pPr>
+        <w:rPr>
+          <w:rFonts w:ascii="Segoe UI" w:hAnsi="Segoe UI" w:cs="Segoe UI"/>
+          <w:color w:val="172B4D"/>
+          <w:spacing w:val="-4"/>
+          <w:sz w:val="18"/>
+          <w:szCs w:val="18"/>
+          <w:shd w:val="clear" w:color="auto" w:fill="FFFFFF"/>
+          <w:lang w:val="ru-RU"/>
+        </w:rPr>
+      </w:pPr>
+      <w:r>
+        <w:rPr>
+          <w:rFonts w:ascii="Segoe UI" w:hAnsi="Segoe UI" w:cs="Segoe UI"/>
+          <w:noProof/>
+          <w:color w:val="172B4D"/>
+          <w:spacing w:val="-4"/>
+          <w:sz w:val="18"/>
+          <w:szCs w:val="18"/>
+          <w:shd w:val="clear" w:color="auto" w:fill="FFFFFF"/>
+          <w:lang w:val="ru-RU" w:eastAsia="ru-RU"/>
+        </w:rPr>
+        <w:drawing>
+          <wp:inline distT="0" distB="0" distL="0" distR="0" wp14:anchorId="2A96DC3F" wp14:editId="6CC3CB21">
+            <wp:extent cx="6152515" cy="241300"/>
+            <wp:effectExtent l="0" t="0" r="635" b="6350"/>
+            <wp:docPr id="27" name="Picture 27"/>
+            <wp:cNvGraphicFramePr>
+              <a:graphicFrameLocks xmlns:a="http://schemas.openxmlformats.org/drawingml/2006/main" noChangeAspect="1"/>
+            </wp:cNvGraphicFramePr>
+            <a:graphic xmlns:a="http://schemas.openxmlformats.org/drawingml/2006/main">
+              <a:graphicData uri="http://schemas.openxmlformats.org/drawingml/2006/picture">
+                <pic:pic xmlns:pic="http://schemas.openxmlformats.org/drawingml/2006/picture">
+                  <pic:nvPicPr>
+                    <pic:cNvPr id="1" name=""/>
+                    <pic:cNvPicPr/>
+                  </pic:nvPicPr>
+                  <pic:blipFill>
+                    <a:blip r:embed="rId31"/>
+                    <a:stretch>
+                      <a:fillRect/>
+                    </a:stretch>
+                  </pic:blipFill>
+                  <pic:spPr>
+                    <a:xfrm>
+                      <a:off x="0" y="0"/>
+                      <a:ext cx="6152515" cy="241300"/>
+                    </a:xfrm>
+                    <a:prstGeom prst="rect">
+                      <a:avLst/>
+                    </a:prstGeom>
+                  </pic:spPr>
+                </pic:pic>
+              </a:graphicData>
+            </a:graphic>
+          </wp:inline>
+        </w:drawing>
+      </w:r>
+    </w:p>
+    <w:p>
+      <w:pPr>
+        <w:rPr>
+          <w:rFonts w:ascii="Segoe UI" w:hAnsi="Segoe UI" w:cs="Segoe UI"/>
+          <w:color w:val="172B4D"/>
+          <w:spacing w:val="-4"/>
+          <w:sz w:val="18"/>
+          <w:szCs w:val="18"/>
+          <w:shd w:val="clear" w:color="auto" w:fill="FFFFFF"/>
+        </w:rPr>
+      </w:pPr>
+      <w:r>
+        <w:rPr>
+          <w:rFonts w:ascii="Segoe UI" w:hAnsi="Segoe UI" w:cs="Segoe UI"/>
+          <w:color w:val="172B4D"/>
+          <w:spacing w:val="-4"/>
+          <w:sz w:val="18"/>
+          <w:szCs w:val="18"/>
+          <w:shd w:val="clear" w:color="auto" w:fill="FFFFFF"/>
+          <w:lang w:val="ru-RU"/>
+        </w:rPr>
+        <w:t>Исполнение БП Сделки</w:t>
+      </w:r>
+      <w:r>
+        <w:rPr>
+          <w:rFonts w:ascii="Segoe UI" w:hAnsi="Segoe UI" w:cs="Segoe UI"/>
+          <w:color w:val="172B4D"/>
+          <w:spacing w:val="-4"/>
+          <w:sz w:val="18"/>
+          <w:szCs w:val="18"/>
+          <w:shd w:val="clear" w:color="auto" w:fill="FFFFFF"/>
+        </w:rPr>
+        <w:t>TN</w:t>
+      </w:r>
+    </w:p>
+    <w:p>
+      <w:pPr>
+        <w:rPr>
+          <w:rFonts w:ascii="Segoe UI" w:hAnsi="Segoe UI" w:cs="Segoe UI"/>
+          <w:color w:val="172B4D"/>
+          <w:spacing w:val="-4"/>
+          <w:sz w:val="18"/>
+          <w:szCs w:val="18"/>
+          <w:shd w:val="clear" w:color="auto" w:fill="FFFFFF"/>
+        </w:rPr>
+      </w:pPr>
+      <w:r>
+        <w:rPr>
+          <w:rFonts w:ascii="Segoe UI" w:hAnsi="Segoe UI" w:cs="Segoe UI"/>
+          <w:noProof/>
+          <w:color w:val="172B4D"/>
+          <w:spacing w:val="-4"/>
+          <w:sz w:val="18"/>
+          <w:szCs w:val="18"/>
+          <w:shd w:val="clear" w:color="auto" w:fill="FFFFFF"/>
+          <w:lang w:val="ru-RU" w:eastAsia="ru-RU"/>
+        </w:rPr>
+        <w:drawing>
+          <wp:inline distT="0" distB="0" distL="0" distR="0" wp14:anchorId="63C364E0" wp14:editId="7661C4BE">
+            <wp:extent cx="6152515" cy="1005840"/>
+            <wp:effectExtent l="0" t="0" r="635" b="3810"/>
+            <wp:docPr id="28" name="Picture 28"/>
+            <wp:cNvGraphicFramePr>
+              <a:graphicFrameLocks xmlns:a="http://schemas.openxmlformats.org/drawingml/2006/main" noChangeAspect="1"/>
+            </wp:cNvGraphicFramePr>
+            <a:graphic xmlns:a="http://schemas.openxmlformats.org/drawingml/2006/main">
+              <a:graphicData uri="http://schemas.openxmlformats.org/drawingml/2006/picture">
+                <pic:pic xmlns:pic="http://schemas.openxmlformats.org/drawingml/2006/picture">
+                  <pic:nvPicPr>
+                    <pic:cNvPr id="1" name=""/>
+                    <pic:cNvPicPr/>
+                  </pic:nvPicPr>
+                  <pic:blipFill>
+                    <a:blip r:embed="rId32"/>
+                    <a:stretch>
+                      <a:fillRect/>
+                    </a:stretch>
+                  </pic:blipFill>
+                  <pic:spPr>
+                    <a:xfrm>
+                      <a:off x="0" y="0"/>
+                      <a:ext cx="6152515" cy="1005840"/>
+                    </a:xfrm>
+                    <a:prstGeom prst="rect">
+                      <a:avLst/>
+                    </a:prstGeom>
+                  </pic:spPr>
+                </pic:pic>
+              </a:graphicData>
+            </a:graphic>
+          </wp:inline>
+        </w:drawing>
+      </w:r>
+    </w:p>
+    <w:p>
+      <w:pPr>
+        <w:rPr>
+          <w:rFonts w:ascii="Segoe UI" w:hAnsi="Segoe UI" w:cs="Segoe UI"/>
+          <w:color w:val="172B4D"/>
+          <w:spacing w:val="-4"/>
+          <w:sz w:val="18"/>
+          <w:szCs w:val="18"/>
+          <w:shd w:val="clear" w:color="auto" w:fill="FFFFFF"/>
+        </w:rPr>
+      </w:pPr>
+      <w:r>
+        <w:rPr>
+          <w:rFonts w:ascii="Segoe UI" w:hAnsi="Segoe UI" w:cs="Segoe UI"/>
+          <w:color w:val="172B4D"/>
+          <w:spacing w:val="-4"/>
+          <w:sz w:val="18"/>
+          <w:szCs w:val="18"/>
+          <w:shd w:val="clear" w:color="auto" w:fill="FFFFFF"/>
+        </w:rPr>
+        <w:t xml:space="preserve">C 10:41 </w:t>
+      </w:r>
+      <w:r>
+        <w:rPr>
+          <w:rFonts w:ascii="Segoe UI" w:hAnsi="Segoe UI" w:cs="Segoe UI"/>
+          <w:color w:val="172B4D"/>
+          <w:spacing w:val="-4"/>
+          <w:sz w:val="18"/>
+          <w:szCs w:val="18"/>
+          <w:shd w:val="clear" w:color="auto" w:fill="FFFFFF"/>
+          <w:lang w:val="ru-RU"/>
+        </w:rPr>
+        <w:t>по</w:t>
+      </w:r>
+      <w:r>
+        <w:rPr>
+          <w:rFonts w:ascii="Segoe UI" w:hAnsi="Segoe UI" w:cs="Segoe UI"/>
+          <w:color w:val="172B4D"/>
+          <w:spacing w:val="-4"/>
+          <w:sz w:val="18"/>
+          <w:szCs w:val="18"/>
+          <w:shd w:val="clear" w:color="auto" w:fill="FFFFFF"/>
+          <w:lang w:val="ru-RU"/>
+        </w:rPr>
+        <w:t xml:space="preserve"> </w:t>
+      </w:r>
+      <w:r>
+        <w:rPr>
+          <w:rFonts w:ascii="Segoe UI" w:hAnsi="Segoe UI" w:cs="Segoe UI"/>
+          <w:color w:val="172B4D"/>
+          <w:spacing w:val="-4"/>
+          <w:sz w:val="18"/>
+          <w:szCs w:val="18"/>
+          <w:shd w:val="clear" w:color="auto" w:fill="FFFFFF"/>
+        </w:rPr>
+        <w:t>11</w:t>
+      </w:r>
+      <w:r>
+        <w:rPr>
+          <w:rFonts w:ascii="Segoe UI" w:hAnsi="Segoe UI" w:cs="Segoe UI"/>
+          <w:color w:val="172B4D"/>
+          <w:spacing w:val="-4"/>
+          <w:sz w:val="18"/>
+          <w:szCs w:val="18"/>
+          <w:shd w:val="clear" w:color="auto" w:fill="FFFFFF"/>
+          <w:lang w:val="ru-RU"/>
+        </w:rPr>
+        <w:t>:</w:t>
+      </w:r>
+      <w:r>
+        <w:rPr>
+          <w:rFonts w:ascii="Segoe UI" w:hAnsi="Segoe UI" w:cs="Segoe UI"/>
+          <w:color w:val="172B4D"/>
+          <w:spacing w:val="-4"/>
+          <w:sz w:val="18"/>
+          <w:szCs w:val="18"/>
+          <w:shd w:val="clear" w:color="auto" w:fill="FFFFFF"/>
+        </w:rPr>
+        <w:t>35</w:t>
+      </w:r>
+    </w:p>
+    <w:p>
+      <w:pPr>
+        <w:rPr>
+          <w:rFonts w:ascii="Segoe UI" w:hAnsi="Segoe UI" w:cs="Segoe UI"/>
+          <w:color w:val="172B4D"/>
+          <w:spacing w:val="-4"/>
+          <w:sz w:val="18"/>
+          <w:szCs w:val="18"/>
+          <w:shd w:val="clear" w:color="auto" w:fill="FFFFFF"/>
+          <w:lang w:val="ru-RU"/>
+        </w:rPr>
+      </w:pPr>
+    </w:p>
+    <w:p>
+      <w:pPr>
+        <w:rPr>
+          <w:rFonts w:ascii="Segoe UI" w:hAnsi="Segoe UI" w:cs="Segoe UI"/>
+          <w:color w:val="172B4D"/>
+          <w:spacing w:val="-4"/>
+          <w:sz w:val="18"/>
+          <w:szCs w:val="18"/>
+          <w:shd w:val="clear" w:color="auto" w:fill="FFFFFF"/>
+          <w:lang w:val="ru-RU"/>
+        </w:rPr>
+      </w:pPr>
+    </w:p>
+    <w:p>
+      <w:pPr>
+        <w:rPr>
+          <w:rFonts w:ascii="Segoe UI" w:hAnsi="Segoe UI" w:cs="Segoe UI"/>
+          <w:color w:val="172B4D"/>
+          <w:spacing w:val="-4"/>
+          <w:sz w:val="18"/>
+          <w:szCs w:val="18"/>
+          <w:shd w:val="clear" w:color="auto" w:fill="FFFFFF"/>
+        </w:rPr>
+      </w:pPr>
+      <w:r>
+        <w:rPr>
+          <w:rFonts w:ascii="Segoe UI" w:hAnsi="Segoe UI" w:cs="Segoe UI"/>
+          <w:noProof/>
+          <w:color w:val="172B4D"/>
+          <w:spacing w:val="-4"/>
+          <w:sz w:val="18"/>
+          <w:szCs w:val="18"/>
+          <w:shd w:val="clear" w:color="auto" w:fill="FFFFFF"/>
+          <w:lang w:val="ru-RU" w:eastAsia="ru-RU"/>
+        </w:rPr>
+        <w:drawing>
+          <wp:inline distT="0" distB="0" distL="0" distR="0" wp14:anchorId="67222632" wp14:editId="51961524">
+            <wp:extent cx="6152515" cy="1197610"/>
+            <wp:effectExtent l="0" t="0" r="635" b="2540"/>
+            <wp:docPr id="29" name="Picture 29"/>
+            <wp:cNvGraphicFramePr>
+              <a:graphicFrameLocks xmlns:a="http://schemas.openxmlformats.org/drawingml/2006/main" noChangeAspect="1"/>
+            </wp:cNvGraphicFramePr>
+            <a:graphic xmlns:a="http://schemas.openxmlformats.org/drawingml/2006/main">
+              <a:graphicData uri="http://schemas.openxmlformats.org/drawingml/2006/picture">
+                <pic:pic xmlns:pic="http://schemas.openxmlformats.org/drawingml/2006/picture">
+                  <pic:nvPicPr>
+                    <pic:cNvPr id="1" name=""/>
+                    <pic:cNvPicPr/>
+                  </pic:nvPicPr>
+                  <pic:blipFill>
+                    <a:blip r:embed="rId33"/>
+                    <a:stretch>
+                      <a:fillRect/>
+                    </a:stretch>
+                  </pic:blipFill>
+                  <pic:spPr>
+                    <a:xfrm>
+                      <a:off x="0" y="0"/>
+                      <a:ext cx="6152515" cy="1197610"/>
+                    </a:xfrm>
+                    <a:prstGeom prst="rect">
+                      <a:avLst/>
+                    </a:prstGeom>
+                  </pic:spPr>
+                </pic:pic>
+              </a:graphicData>
+            </a:graphic>
+          </wp:inline>
+        </w:drawing>
+      </w:r>
+    </w:p>
+    <w:p>
+      <w:pPr>
+        <w:rPr>
+          <w:rFonts w:ascii="Segoe UI" w:hAnsi="Segoe UI" w:cs="Segoe UI"/>
+          <w:color w:val="172B4D"/>
+          <w:spacing w:val="-4"/>
+          <w:sz w:val="18"/>
+          <w:szCs w:val="18"/>
+          <w:shd w:val="clear" w:color="auto" w:fill="FFFFFF"/>
+        </w:rPr>
+      </w:pPr>
+      <w:r>
+        <w:rPr>
+          <w:rFonts w:ascii="Segoe UI" w:hAnsi="Segoe UI" w:cs="Segoe UI"/>
+          <w:color w:val="172B4D"/>
+          <w:spacing w:val="-4"/>
+          <w:sz w:val="18"/>
+          <w:szCs w:val="18"/>
+          <w:shd w:val="clear" w:color="auto" w:fill="FFFFFF"/>
+        </w:rPr>
+        <w:drawing>
+          <wp:inline distT="0" distB="0" distL="0" distR="0" wp14:anchorId="0D4927F8" wp14:editId="4654F352">
+            <wp:extent cx="6152515" cy="1431925"/>
+            <wp:effectExtent l="0" t="0" r="635" b="0"/>
+            <wp:docPr id="31" name="Picture 31"/>
+            <wp:cNvGraphicFramePr>
+              <a:graphicFrameLocks xmlns:a="http://schemas.openxmlformats.org/drawingml/2006/main" noChangeAspect="1"/>
+            </wp:cNvGraphicFramePr>
+            <a:graphic xmlns:a="http://schemas.openxmlformats.org/drawingml/2006/main">
+              <a:graphicData uri="http://schemas.openxmlformats.org/drawingml/2006/picture">
+                <pic:pic xmlns:pic="http://schemas.openxmlformats.org/drawingml/2006/picture">
+                  <pic:nvPicPr>
+                    <pic:cNvPr id="1" name=""/>
+                    <pic:cNvPicPr/>
+                  </pic:nvPicPr>
+                  <pic:blipFill>
+                    <a:blip r:embed="rId34"/>
+                    <a:stretch>
+                      <a:fillRect/>
+                    </a:stretch>
+                  </pic:blipFill>
+                  <pic:spPr>
+                    <a:xfrm>
+                      <a:off x="0" y="0"/>
+                      <a:ext cx="6152515" cy="1431925"/>
+                    </a:xfrm>
+                    <a:prstGeom prst="rect">
+                      <a:avLst/>
+                    </a:prstGeom>
+                  </pic:spPr>
+                </pic:pic>
+              </a:graphicData>
+            </a:graphic>
+          </wp:inline>
+        </w:drawing>
+      </w:r>
+    </w:p>
+    <w:p>
+      <w:pPr>
+        <w:rPr>
+          <w:rFonts w:ascii="Segoe UI" w:hAnsi="Segoe UI" w:cs="Segoe UI"/>
+          <w:color w:val="172B4D"/>
+          <w:spacing w:val="-4"/>
+          <w:sz w:val="18"/>
+          <w:szCs w:val="18"/>
+          <w:shd w:val="clear" w:color="auto" w:fill="FFFFFF"/>
+          <w:lang w:val="ru-RU"/>
+        </w:rPr>
+      </w:pPr>
+      <w:r>
+        <w:rPr>
+          <w:rFonts w:ascii="Segoe UI" w:hAnsi="Segoe UI" w:cs="Segoe UI"/>
+          <w:color w:val="172B4D"/>
+          <w:spacing w:val="-4"/>
+          <w:sz w:val="18"/>
+          <w:szCs w:val="18"/>
+          <w:shd w:val="clear" w:color="auto" w:fill="FFFFFF"/>
+          <w:lang w:val="ru-RU"/>
+        </w:rPr>
+        <w:t xml:space="preserve">Общее время исполнения </w:t>
+      </w:r>
+      <w:proofErr w:type="gramStart"/>
+      <w:r>
+        <w:rPr>
+          <w:rFonts w:ascii="Segoe UI" w:hAnsi="Segoe UI" w:cs="Segoe UI"/>
+          <w:color w:val="172B4D"/>
+          <w:spacing w:val="-4"/>
+          <w:sz w:val="18"/>
+          <w:szCs w:val="18"/>
+          <w:shd w:val="clear" w:color="auto" w:fill="FFFFFF"/>
+          <w:lang w:val="ru-RU"/>
+        </w:rPr>
+        <w:t>Т  30</w:t>
+      </w:r>
+      <w:proofErr w:type="gramEnd"/>
+      <w:r>
+        <w:rPr>
+          <w:rFonts w:ascii="Segoe UI" w:hAnsi="Segoe UI" w:cs="Segoe UI"/>
+          <w:color w:val="172B4D"/>
+          <w:spacing w:val="-4"/>
+          <w:sz w:val="18"/>
+          <w:szCs w:val="18"/>
+          <w:shd w:val="clear" w:color="auto" w:fill="FFFFFF"/>
+          <w:lang w:val="ru-RU"/>
+        </w:rPr>
+        <w:t xml:space="preserve"> </w:t>
+      </w:r>
+      <w:proofErr w:type="spellStart"/>
+      <w:r>
+        <w:rPr>
+          <w:rFonts w:ascii="Segoe UI" w:hAnsi="Segoe UI" w:cs="Segoe UI"/>
+          <w:color w:val="172B4D"/>
+          <w:spacing w:val="-4"/>
+          <w:sz w:val="18"/>
+          <w:szCs w:val="18"/>
+          <w:shd w:val="clear" w:color="auto" w:fill="FFFFFF"/>
+          <w:lang w:val="ru-RU"/>
+        </w:rPr>
+        <w:t>тыс</w:t>
+      </w:r>
+      <w:proofErr w:type="spellEnd"/>
+      <w:r>
+        <w:rPr>
+          <w:rFonts w:ascii="Segoe UI" w:hAnsi="Segoe UI" w:cs="Segoe UI"/>
+          <w:color w:val="172B4D"/>
+          <w:spacing w:val="-4"/>
+          <w:sz w:val="18"/>
+          <w:szCs w:val="18"/>
+          <w:shd w:val="clear" w:color="auto" w:fill="FFFFFF"/>
+          <w:lang w:val="ru-RU"/>
+        </w:rPr>
+        <w:t xml:space="preserve"> сделок – с 10:15 по 11:35 и составляет 1 час 20 минут (80 минут)</w:t>
+      </w:r>
+    </w:p>
+    <w:p>
+      <w:pPr>
+        <w:rPr>
+          <w:rFonts w:ascii="Segoe UI" w:hAnsi="Segoe UI" w:cs="Segoe UI"/>
+          <w:color w:val="172B4D"/>
+          <w:spacing w:val="-4"/>
+          <w:sz w:val="28"/>
+          <w:szCs w:val="28"/>
+          <w:highlight w:val="lightGray"/>
+          <w:shd w:val="clear" w:color="auto" w:fill="FFFFFF"/>
+          <w:lang w:val="ru-RU"/>
+        </w:rPr>
+      </w:pPr>
+      <w:r>
+        <w:rPr>
+          <w:rFonts w:ascii="Segoe UI" w:hAnsi="Segoe UI" w:cs="Segoe UI"/>
+          <w:color w:val="172B4D"/>
+          <w:spacing w:val="-4"/>
+          <w:sz w:val="28"/>
+          <w:szCs w:val="28"/>
+          <w:highlight w:val="lightGray"/>
+          <w:shd w:val="clear" w:color="auto" w:fill="FFFFFF"/>
+          <w:lang w:val="ru-RU"/>
+        </w:rPr>
+        <w:t>Вывод:</w:t>
+      </w:r>
+    </w:p>
+    <w:p>
+      <w:pPr>
+        <w:rPr>
+          <w:rFonts w:ascii="Segoe UI" w:hAnsi="Segoe UI" w:cs="Segoe UI"/>
+          <w:color w:val="172B4D"/>
+          <w:spacing w:val="-4"/>
+          <w:sz w:val="28"/>
+          <w:szCs w:val="28"/>
+          <w:highlight w:val="lightGray"/>
+          <w:shd w:val="clear" w:color="auto" w:fill="FFFFFF"/>
+          <w:lang w:val="ru-RU"/>
+        </w:rPr>
+      </w:pPr>
+      <w:r>
+        <w:rPr>
+          <w:rFonts w:ascii="Segoe UI" w:hAnsi="Segoe UI" w:cs="Segoe UI"/>
+          <w:color w:val="172B4D"/>
+          <w:spacing w:val="-4"/>
+          <w:sz w:val="28"/>
+          <w:szCs w:val="28"/>
+          <w:highlight w:val="lightGray"/>
+          <w:shd w:val="clear" w:color="auto" w:fill="FFFFFF"/>
+          <w:lang w:val="ru-RU"/>
+        </w:rPr>
+        <w:t>Н</w:t>
+      </w:r>
+      <w:r>
+        <w:rPr>
+          <w:rFonts w:ascii="Segoe UI" w:hAnsi="Segoe UI" w:cs="Segoe UI"/>
+          <w:color w:val="172B4D"/>
+          <w:spacing w:val="-4"/>
+          <w:sz w:val="28"/>
+          <w:szCs w:val="28"/>
+          <w:highlight w:val="lightGray"/>
+          <w:shd w:val="clear" w:color="auto" w:fill="FFFFFF"/>
+          <w:lang w:val="ru-RU"/>
+        </w:rPr>
+        <w:t xml:space="preserve">ас интересуют замеры пункта 7 (Исполнение </w:t>
+      </w:r>
+      <w:r>
+        <w:rPr>
+          <w:rFonts w:ascii="Segoe UI" w:hAnsi="Segoe UI" w:cs="Segoe UI"/>
+          <w:color w:val="172B4D"/>
+          <w:spacing w:val="-4"/>
+          <w:sz w:val="28"/>
+          <w:szCs w:val="28"/>
+          <w:highlight w:val="lightGray"/>
+          <w:shd w:val="clear" w:color="auto" w:fill="FFFFFF"/>
+          <w:lang w:val="ru-RU"/>
+        </w:rPr>
+        <w:t xml:space="preserve">Т в базе </w:t>
+      </w:r>
+      <w:proofErr w:type="gramStart"/>
+      <w:r>
+        <w:rPr>
+          <w:rFonts w:ascii="Segoe UI" w:hAnsi="Segoe UI" w:cs="Segoe UI"/>
+          <w:color w:val="172B4D"/>
+          <w:spacing w:val="-4"/>
+          <w:sz w:val="28"/>
+          <w:szCs w:val="28"/>
+          <w:highlight w:val="lightGray"/>
+          <w:shd w:val="clear" w:color="auto" w:fill="FFFFFF"/>
+          <w:lang w:val="ru-RU"/>
+        </w:rPr>
+        <w:t>ФИН(</w:t>
+      </w:r>
+      <w:proofErr w:type="gramEnd"/>
+      <w:r>
+        <w:rPr>
+          <w:rFonts w:ascii="Segoe UI" w:hAnsi="Segoe UI" w:cs="Segoe UI"/>
+          <w:color w:val="172B4D"/>
+          <w:spacing w:val="-4"/>
+          <w:sz w:val="28"/>
+          <w:szCs w:val="28"/>
+          <w:highlight w:val="lightGray"/>
+          <w:shd w:val="clear" w:color="auto" w:fill="FFFFFF"/>
+          <w:lang w:val="ru-RU"/>
+        </w:rPr>
+        <w:t>ДУ 2.0))</w:t>
+      </w:r>
+      <w:r>
+        <w:rPr>
+          <w:rFonts w:ascii="Segoe UI" w:hAnsi="Segoe UI" w:cs="Segoe UI"/>
+          <w:color w:val="172B4D"/>
+          <w:spacing w:val="-4"/>
+          <w:sz w:val="28"/>
+          <w:szCs w:val="28"/>
+          <w:highlight w:val="lightGray"/>
+          <w:shd w:val="clear" w:color="auto" w:fill="FFFFFF"/>
+          <w:lang w:val="ru-RU"/>
+        </w:rPr>
+        <w:t xml:space="preserve">  : </w:t>
+      </w:r>
+    </w:p>
+    <w:p>
+      <w:pPr>
+        <w:rPr>
+          <w:rFonts w:ascii="Segoe UI" w:hAnsi="Segoe UI" w:cs="Segoe UI"/>
+          <w:color w:val="172B4D"/>
+          <w:spacing w:val="-4"/>
+          <w:sz w:val="28"/>
+          <w:szCs w:val="28"/>
+          <w:shd w:val="clear" w:color="auto" w:fill="FFFFFF"/>
+          <w:lang w:val="ru-RU"/>
+        </w:rPr>
+      </w:pPr>
+      <w:r>
+        <w:rPr>
+          <w:rFonts w:ascii="Segoe UI" w:hAnsi="Segoe UI" w:cs="Segoe UI"/>
+          <w:color w:val="172B4D"/>
+          <w:spacing w:val="-4"/>
+          <w:sz w:val="28"/>
+          <w:szCs w:val="28"/>
+          <w:highlight w:val="lightGray"/>
+          <w:shd w:val="clear" w:color="auto" w:fill="FFFFFF"/>
+          <w:lang w:val="ru-RU"/>
+        </w:rPr>
+        <w:t>1 час 20 минут за 3</w:t>
+      </w:r>
+      <w:r>
+        <w:rPr>
+          <w:rFonts w:ascii="Segoe UI" w:hAnsi="Segoe UI" w:cs="Segoe UI"/>
+          <w:color w:val="172B4D"/>
+          <w:spacing w:val="-4"/>
+          <w:sz w:val="28"/>
+          <w:szCs w:val="28"/>
+          <w:highlight w:val="lightGray"/>
+          <w:shd w:val="clear" w:color="auto" w:fill="FFFFFF"/>
+          <w:lang w:val="ru-RU"/>
+        </w:rPr>
+        <w:t>0 тыс. сделок</w:t>
+      </w:r>
+    </w:p>
+    <w:p>
+      <w:pPr>
+        <w:rPr>
+          <w:rFonts w:ascii="Segoe UI" w:hAnsi="Segoe UI" w:cs="Segoe UI"/>
+          <w:color w:val="172B4D"/>
+          <w:spacing w:val="-4"/>
+          <w:sz w:val="18"/>
+          <w:szCs w:val="18"/>
           <w:shd w:val="clear" w:color="auto" w:fill="FFFFFF"/>
           <w:lang w:val="ru-RU"/>
         </w:rPr>
       </w:pPr>
       <w:bookmarkStart w:id="0" w:name="_GoBack"/>
-      <w:r>
-        <w:rPr>
-          <w:rFonts w:ascii="Segoe UI" w:hAnsi="Segoe UI" w:cs="Segoe UI"/>
-          <w:color w:val="172B4D"/>
-          <w:spacing w:val="-4"/>
-          <w:sz w:val="18"/>
-          <w:szCs w:val="18"/>
-          <w:u w:val="single"/>
-          <w:shd w:val="clear" w:color="auto" w:fill="FFFFFF"/>
-          <w:lang w:val="ru-RU"/>
-        </w:rPr>
-        <w:t>ПОРЯДОК ТЕСТИРОВАНИЯ:</w:t>
-      </w:r>
-    </w:p>
-    <w:bookmarkEnd w:id="0"/>
-    <w:p>
-      <w:pPr>
-        <w:rPr>
-          <w:sz w:val="18"/>
-          <w:szCs w:val="18"/>
-          <w:lang w:val="ru-RU"/>
-        </w:rPr>
-      </w:pPr>
-      <w:r>
-        <w:rPr>
-          <w:rFonts w:ascii="Segoe UI" w:hAnsi="Segoe UI" w:cs="Segoe UI"/>
-          <w:color w:val="172B4D"/>
-          <w:spacing w:val="-4"/>
-          <w:sz w:val="18"/>
-          <w:szCs w:val="18"/>
-          <w:shd w:val="clear" w:color="auto" w:fill="FFFFFF"/>
-          <w:lang w:val="ru-RU"/>
-        </w:rPr>
-        <w:t xml:space="preserve"> - </w:t>
-      </w:r>
+      <w:bookmarkEnd w:id="0"/>
+    </w:p>
+    <w:p>
+      <w:pPr>
+        <w:rPr>
+          <w:sz w:val="18"/>
+          <w:szCs w:val="18"/>
+          <w:lang w:val="ru-RU"/>
+        </w:rPr>
+      </w:pPr>
     </w:p>
     <w:sectPr>
       <w:pgSz w:w="12240" w:h="15840"/>
